--- a/tillsyn/A 17679-2026 tillsynsbegäran.docx
+++ b/tillsyn/A 17679-2026 tillsynsbegäran.docx
@@ -265,7 +265,7 @@
     <w:r>
       <w:tab/>
       <w:tab/>
-      <w:t>2026-04-14</w:t>
+      <w:t>2026-04-15</w:t>
       <w:br/>
       <w:br/>
     </w:r>

--- a/tillsyn/A 17679-2026 tillsynsbegäran.docx
+++ b/tillsyn/A 17679-2026 tillsynsbegäran.docx
@@ -265,7 +265,7 @@
     <w:r>
       <w:tab/>
       <w:tab/>
-      <w:t>2026-04-15</w:t>
+      <w:t>2026-04-16</w:t>
       <w:br/>
       <w:br/>
     </w:r>

--- a/tillsyn/A 17679-2026 tillsynsbegäran.docx
+++ b/tillsyn/A 17679-2026 tillsynsbegäran.docx
@@ -265,7 +265,7 @@
     <w:r>
       <w:tab/>
       <w:tab/>
-      <w:t>2026-04-16</w:t>
+      <w:t>2026-04-17</w:t>
       <w:br/>
       <w:br/>
     </w:r>

--- a/tillsyn/A 17679-2026 tillsynsbegäran.docx
+++ b/tillsyn/A 17679-2026 tillsynsbegäran.docx
@@ -265,7 +265,7 @@
     <w:r>
       <w:tab/>
       <w:tab/>
-      <w:t>2026-04-17</w:t>
+      <w:t>2026-04-18</w:t>
       <w:br/>
       <w:br/>
     </w:r>

--- a/tillsyn/A 17679-2026 tillsynsbegäran.docx
+++ b/tillsyn/A 17679-2026 tillsynsbegäran.docx
@@ -265,7 +265,7 @@
     <w:r>
       <w:tab/>
       <w:tab/>
-      <w:t>2026-04-18</w:t>
+      <w:t>2026-04-19</w:t>
       <w:br/>
       <w:br/>
     </w:r>

--- a/tillsyn/A 17679-2026 tillsynsbegäran.docx
+++ b/tillsyn/A 17679-2026 tillsynsbegäran.docx
@@ -265,7 +265,7 @@
     <w:r>
       <w:tab/>
       <w:tab/>
-      <w:t>2026-04-19</w:t>
+      <w:t>2026-04-20</w:t>
       <w:br/>
       <w:br/>
     </w:r>

--- a/tillsyn/A 17679-2026 tillsynsbegäran.docx
+++ b/tillsyn/A 17679-2026 tillsynsbegäran.docx
@@ -265,7 +265,7 @@
     <w:r>
       <w:tab/>
       <w:tab/>
-      <w:t>2026-04-20</w:t>
+      <w:t>2026-04-21</w:t>
       <w:br/>
       <w:br/>
     </w:r>

--- a/tillsyn/A 17679-2026 tillsynsbegäran.docx
+++ b/tillsyn/A 17679-2026 tillsynsbegäran.docx
@@ -22,7 +22,7 @@
     </w:p>
     <w:p>
       <w:r>
-        <w:t>Nedan beskrivs fynd av naturvårdsarter och fridlysta arter som gjorts i det avverkningsanmälda området.</w:t>
+        <w:t>Nedan beskrivs fynd av naturvårdsarter och fridlysta arter som gjorts i det avverkningsanmälda området. I BILAGA 1 finns artfakta om fridlysta arter.</w:t>
       </w:r>
     </w:p>
     <w:p>
@@ -35,7 +35,7 @@
     </w:p>
     <w:p>
       <w:r>
-        <w:t>I avverkningsanmälan har följande 2 naturvårdsarter hittats: tallkötticka (NT) och kungsfågel (§4). Av dessa är 1 rödlistade. För rödlistade arter har rödlistekategorin angivits inom parentes. För fridlysta arter anges även paragrafen i Artskyddsförordningen som arten är fridlyst enligt.</w:t>
+        <w:t>I avverkningsanmälan har följande 3 naturvårdsarter hittats: nordfladdermus (NT, §4a), tallkötticka (NT) och kungsfågel (§4). Av dessa är 2 rödlistade. För rödlistade arter har rödlistekategorin angivits inom parentes. För fridlysta arter anges även paragrafen i Artskyddsförordningen som arten är fridlyst enligt.</w:t>
       </w:r>
     </w:p>
     <w:p>
@@ -50,7 +50,7 @@
       <w:r>
         <w:drawing>
           <wp:inline xmlns:a="http://schemas.openxmlformats.org/drawingml/2006/main" xmlns:pic="http://schemas.openxmlformats.org/drawingml/2006/picture">
-            <wp:extent cx="5486400" cy="4455090"/>
+            <wp:extent cx="5486400" cy="4344870"/>
             <wp:docPr id="1" name="Picture 1"/>
             <wp:cNvGraphicFramePr>
               <a:graphicFrameLocks noChangeAspect="1"/>
@@ -71,7 +71,7 @@
                   <pic:spPr>
                     <a:xfrm>
                       <a:off x="0" y="0"/>
-                      <a:ext cx="5486400" cy="4455090"/>
+                      <a:ext cx="5486400" cy="4344870"/>
                     </a:xfrm>
                     <a:prstGeom prst="rect"/>
                   </pic:spPr>
@@ -120,7 +120,7 @@
     </w:p>
     <w:p>
       <w:r>
-        <w:t>Följande fridlysta arter har sina livsmiljöer och växtplatser i den avverkningsanmälda skogen: kungsfågel (§4).</w:t>
+        <w:t>Följande fridlysta arter har sina livsmiljöer och växtplatser i den avverkningsanmälda skogen: nordfladdermus (NT, §4a) och kungsfågel (§4).</w:t>
       </w:r>
     </w:p>
     <w:p>
@@ -135,6 +135,94 @@
       </w:r>
       <w:r>
         <w:t>(artikel 1). Vidare att de åtgärder som vidtas inte får leda till en försämring av den nuvarande situationen beträffande bevarandet av de fågelarter som avses i artikel 1 (artikel 13). Fågeldirektivet är styrande för tillsynsansvariga myndigheters ärendehantering, ställningstaganden och beslutsfattande.</w:t>
+      </w:r>
+    </w:p>
+    <w:p>
+      <w:r>
+        <w:rPr>
+          <w:b/>
+        </w:rPr>
+        <w:t>Nordfladdermus (NT, §4a)</w:t>
+      </w:r>
+      <w:r>
+        <w:t xml:space="preserve"> omfattas av bilaga 4 EU:s art- och habitatdirektiv vilket innebär ett strikt skydd där arten och dess livsmiljöer ska bevaras. Nordfladdermus föredrar variationsrik skog med förekomst av sjöar, vattendrag och våtmarker och hittas framförallt i halvöppna miljöer som trädbärande beteshagar och i kantzoner mellan skog och odlingsmark. Den undviker stora öppna områden som stora hyggen och större sammanhängande planteringar vilket minskar längden bryn och landskapets heterogenitet och därmed födotillgången och mängden lämpliga jaktplatser. Skogsbruksåtgärder som leder till minskad förekomst av äldre, gles skog och då särskilt tillgång på hålträd och träd med löst sittande bark kan leda till brist på koloniplatser och viloplatser. Nordfladdermus har minskat med 27,5 (5–50) % under de senaste 21 åren och minskningstakten för den svenska populationen bedöms vara nära gränsvärdet för Sårbar (VU). (A2bc) (SLU Artdatabanken, 2024; Skogsstyrelsen, 2016).</w:t>
+      </w:r>
+    </w:p>
+    <w:p>
+      <w:r>
+        <w:t>I BILAGA 1 finns mer detaljerad information om ekologi samt krav på livsmiljö hos fridlysta arter.</w:t>
+      </w:r>
+    </w:p>
+    <w:p>
+      <w:r>
+        <w:br w:type="page"/>
+      </w:r>
+    </w:p>
+    <w:p>
+      <w:pPr>
+        <w:pStyle w:val="Title"/>
+      </w:pPr>
+      <w:r>
+        <w:t>BILAGA 1 – Fridlysta arter</w:t>
+      </w:r>
+    </w:p>
+    <w:p>
+      <w:pPr>
+        <w:pStyle w:val="Heading1"/>
+      </w:pPr>
+      <w:r>
+        <w:t>Nordfladdermus – ekologi samt krav på livsmiljön</w:t>
+      </w:r>
+    </w:p>
+    <w:p>
+      <w:r>
+        <w:t>Nordfladdermus (NT, §4a) omfattas av bilaga 4 EU:s art- och habitatdirektiv vilket innebär ett strikt skydd för arten och dess livsmiljöer. Arten har minskat med 27,5 (5–50) % under de senaste 21 åren och minskningstakten för den svenska populationen bedöms vara nära gränsvärdet för Sårbar (VU). (A2bc) (SLU Artdatabanken, 2024).</w:t>
+      </w:r>
+    </w:p>
+    <w:p>
+      <w:r>
+        <w:t>Nordfladdermus föredrar variationsrik skog med förekomst av sjöar, vattendrag och våtmarker och hittas framförallt i halvöppna miljöer som trädbärande beteshagar och i kantzoner mellan skog och odlingsmark. Den undviker stora öppna områden som stora hyggen och större sammanhängande planteringar vilket minskar längden bryn och landskapets heterogenitet och därmed födotillgången och mängden lämpliga jaktplatser. Skogsbruksåtgärder som leder till minskad förekomst av äldre, gles skog och då särskilt tillgång på hålträd och träd med löst sittande bark kan leda till brist på koloniplatser och viloplatser (SLU Artdatabanken, 2024; Skogsstyrelsen, 2016).</w:t>
+      </w:r>
+    </w:p>
+    <w:p>
+      <w:r>
+        <w:t>Fladdermöss är beroende av hänsyn på landskapsnivå och det är viktigt att alla typer av vatten och våtmarker samt fuktiga skogspartier återställs och bevaras. Sväm- och sumpskog ska alltid sparas, och äldre lövmiljöer bör alltid sparas för födosök, koloniplatser och viloplatser. Utöver kantzoner mot vatten och våtmarker bör tillräckligt breda skyddszoner av uppväxt skog sparas för att skapa och bevara vindskyddade födosöksmiljöer. Genom att binda samman befintliga skogsbestånd med korridorer av uppvuxen skog skapas ett fladdermusvänligt landskap (SLU Artdatabanken, 2024; Skogsstyrelsen, 2016).</w:t>
+      </w:r>
+    </w:p>
+    <w:p>
+      <w:pPr>
+        <w:pStyle w:val="Heading2"/>
+      </w:pPr>
+      <w:r>
+        <w:t>Referenser – nordfladdermus</w:t>
+      </w:r>
+    </w:p>
+    <w:p>
+      <w:r>
+        <w:t xml:space="preserve">Skogsstyrelsen, 2016. </w:t>
+      </w:r>
+      <w:r>
+        <w:rPr>
+          <w:i/>
+        </w:rPr>
+        <w:t xml:space="preserve">Vägledning för hänsyn till nordfladdermus. </w:t>
+      </w:r>
+      <w:r>
+        <w:t>Vägledningar och kunskapsstöd artskydd - Skogsstyrelsen</w:t>
+      </w:r>
+    </w:p>
+    <w:p>
+      <w:r>
+        <w:t>SLU Artdatabanken, 2024.</w:t>
+      </w:r>
+      <w:r>
+        <w:rPr>
+          <w:i/>
+        </w:rPr>
+        <w:t xml:space="preserve">  Artfakta: nordfladdermus (Eptesicus nilssonii). </w:t>
+      </w:r>
+      <w:r>
+        <w:t>https://artfakta.se/taxa/205998</w:t>
       </w:r>
     </w:p>
     <w:sectPr>
@@ -265,7 +353,7 @@
     <w:r>
       <w:tab/>
       <w:tab/>
-      <w:t>2026-04-21</w:t>
+      <w:t>2026-04-22</w:t>
       <w:br/>
       <w:br/>
     </w:r>

--- a/tillsyn/A 17679-2026 tillsynsbegäran.docx
+++ b/tillsyn/A 17679-2026 tillsynsbegäran.docx
@@ -353,7 +353,7 @@
     <w:r>
       <w:tab/>
       <w:tab/>
-      <w:t>2026-04-22</w:t>
+      <w:t>2026-04-23</w:t>
       <w:br/>
       <w:br/>
     </w:r>

--- a/tillsyn/A 17679-2026 tillsynsbegäran.docx
+++ b/tillsyn/A 17679-2026 tillsynsbegäran.docx
@@ -353,7 +353,7 @@
     <w:r>
       <w:tab/>
       <w:tab/>
-      <w:t>2026-04-23</w:t>
+      <w:t>2026-04-24</w:t>
       <w:br/>
       <w:br/>
     </w:r>

--- a/tillsyn/A 17679-2026 tillsynsbegäran.docx
+++ b/tillsyn/A 17679-2026 tillsynsbegäran.docx
@@ -353,7 +353,7 @@
     <w:r>
       <w:tab/>
       <w:tab/>
-      <w:t>2026-04-24</w:t>
+      <w:t>2026-04-25</w:t>
       <w:br/>
       <w:br/>
     </w:r>

--- a/tillsyn/A 17679-2026 tillsynsbegäran.docx
+++ b/tillsyn/A 17679-2026 tillsynsbegäran.docx
@@ -353,7 +353,7 @@
     <w:r>
       <w:tab/>
       <w:tab/>
-      <w:t>2026-04-25</w:t>
+      <w:t>2026-04-26</w:t>
       <w:br/>
       <w:br/>
     </w:r>

--- a/tillsyn/A 17679-2026 tillsynsbegäran.docx
+++ b/tillsyn/A 17679-2026 tillsynsbegäran.docx
@@ -353,7 +353,7 @@
     <w:r>
       <w:tab/>
       <w:tab/>
-      <w:t>2026-04-26</w:t>
+      <w:t>2026-04-27</w:t>
       <w:br/>
       <w:br/>
     </w:r>

--- a/tillsyn/A 17679-2026 tillsynsbegäran.docx
+++ b/tillsyn/A 17679-2026 tillsynsbegäran.docx
@@ -353,7 +353,7 @@
     <w:r>
       <w:tab/>
       <w:tab/>
-      <w:t>2026-04-27</w:t>
+      <w:t>2026-04-28</w:t>
       <w:br/>
       <w:br/>
     </w:r>

--- a/tillsyn/A 17679-2026 tillsynsbegäran.docx
+++ b/tillsyn/A 17679-2026 tillsynsbegäran.docx
@@ -35,7 +35,7 @@
     </w:p>
     <w:p>
       <w:r>
-        <w:t>I avverkningsanmälan har följande 3 naturvårdsarter hittats: nordfladdermus (NT, §4a), tallkötticka (NT) och kungsfågel (§4). Av dessa är 2 rödlistade. För rödlistade arter har rödlistekategorin angivits inom parentes. För fridlysta arter anges även paragrafen i Artskyddsförordningen som arten är fridlyst enligt.</w:t>
+        <w:t>I avverkningsanmälan har följande 4 naturvårdsarter hittats: nordfladdermus (NT, §4a), tallkötticka (NT), grönsiska (§4) och kungsfågel (§4). Av dessa är 2 rödlistade. För rödlistade arter har rödlistekategorin angivits inom parentes. För fridlysta arter anges även paragrafen i Artskyddsförordningen som arten är fridlyst enligt.</w:t>
       </w:r>
     </w:p>
     <w:p>
@@ -120,7 +120,7 @@
     </w:p>
     <w:p>
       <w:r>
-        <w:t>Följande fridlysta arter har sina livsmiljöer och växtplatser i den avverkningsanmälda skogen: nordfladdermus (NT, §4a) och kungsfågel (§4).</w:t>
+        <w:t>Följande fridlysta arter har sina livsmiljöer och växtplatser i den avverkningsanmälda skogen: nordfladdermus (NT, §4a), grönsiska (§4) och kungsfågel (§4).</w:t>
       </w:r>
     </w:p>
     <w:p>
@@ -353,7 +353,7 @@
     <w:r>
       <w:tab/>
       <w:tab/>
-      <w:t>2026-04-28</w:t>
+      <w:t>2026-04-29</w:t>
       <w:br/>
       <w:br/>
     </w:r>

--- a/tillsyn/A 17679-2026 tillsynsbegäran.docx
+++ b/tillsyn/A 17679-2026 tillsynsbegäran.docx
@@ -35,7 +35,7 @@
     </w:p>
     <w:p>
       <w:r>
-        <w:t>I avverkningsanmälan har följande 4 naturvårdsarter hittats: nordfladdermus (NT, §4a), tallkötticka (NT), grönsiska (§4) och kungsfågel (§4). Av dessa är 2 rödlistade. För rödlistade arter har rödlistekategorin angivits inom parentes. För fridlysta arter anges även paragrafen i Artskyddsförordningen som arten är fridlyst enligt.</w:t>
+        <w:t>I avverkningsanmälan har följande 11 naturvårdsarter hittats: entita (NT, §4), gulsparv (NT, §4), kråka (NT, §4), nordfladdermus (NT, §4a), rödvingetrast (NT, §4), skrattmås (NT, §4), tallkötticka (NT), grönsiska (§4), järnsparv (§4), kungsfågel (§4) och skogsduva (§4). Av dessa är 7 rödlistade. För rödlistade arter har rödlistekategorin angivits inom parentes. För fridlysta arter anges även paragrafen i Artskyddsförordningen som arten är fridlyst enligt.</w:t>
       </w:r>
     </w:p>
     <w:p>
@@ -120,7 +120,7 @@
     </w:p>
     <w:p>
       <w:r>
-        <w:t>Följande fridlysta arter har sina livsmiljöer och växtplatser i den avverkningsanmälda skogen: nordfladdermus (NT, §4a), grönsiska (§4) och kungsfågel (§4).</w:t>
+        <w:t>Följande fridlysta arter har sina livsmiljöer och växtplatser i den avverkningsanmälda skogen: entita (NT, §4), gulsparv (NT, §4), kråka (NT, §4), nordfladdermus (NT, §4a), rödvingetrast (NT, §4), skrattmås (NT, §4), grönsiska (§4), järnsparv (§4), kungsfågel (§4) och skogsduva (§4).</w:t>
       </w:r>
     </w:p>
     <w:p>
@@ -135,6 +135,26 @@
       </w:r>
       <w:r>
         <w:t>(artikel 1). Vidare att de åtgärder som vidtas inte får leda till en försämring av den nuvarande situationen beträffande bevarandet av de fågelarter som avses i artikel 1 (artikel 13). Fågeldirektivet är styrande för tillsynsansvariga myndigheters ärendehantering, ställningstaganden och beslutsfattande.</w:t>
+      </w:r>
+    </w:p>
+    <w:p>
+      <w:r>
+        <w:rPr>
+          <w:b/>
+        </w:rPr>
+        <w:t>Entita (NT, §4)</w:t>
+      </w:r>
+      <w:r>
+        <w:t xml:space="preserve">, rödlistad som nära hotad och prioriterad art i Skogsvårdslagen, har häckningsrevir i anmälan. Minskningstakten innevarande 10-årsperiod beräknas till 20 (10–30) % och bedöms vara nära gränsvärdet för Sårbar (VU). Entitan är ortstrogen och reviret är i genomsnitt omkring 5 hektar, ibland uppåt 20 hektar stort. Entitan är en utpräglad lövskogsfågel som föredrar flerskiktade, gärna högvuxna skogar med inslag av äldre träd och välutvecklat buskskikt. Även alkärr med videsnår hör till de miljöer som utnyttjas. Arten häckar ofta i skogar som är svagt eller inte alls påverkade av skogsbruk, ofta rör det sig om värdekärnor med höga naturvärden. Entitan missgynnas av konventionellt skogsbruk och dess ortstrohet och dåliga spridningsförmåga gör den känslig för fragmentering. Entita är typisk art för </w:t>
+      </w:r>
+      <w:r>
+        <w:rPr>
+          <w:i/>
+        </w:rPr>
+        <w:t>9080 Lövsumpskog</w:t>
+      </w:r>
+      <w:r>
+        <w:t xml:space="preserve"> (Skogsstyrelsen, 2016, SLU Artdatabanken, 2021).</w:t>
       </w:r>
     </w:p>
     <w:p>
@@ -164,6 +184,79 @@
       </w:pPr>
       <w:r>
         <w:t>BILAGA 1 – Fridlysta arter</w:t>
+      </w:r>
+    </w:p>
+    <w:p>
+      <w:pPr>
+        <w:pStyle w:val="Heading1"/>
+      </w:pPr>
+      <w:r>
+        <w:t>Entita – ekologi samt krav på livsmiljön</w:t>
+      </w:r>
+    </w:p>
+    <w:p>
+      <w:r>
+        <w:t xml:space="preserve">Entita (NT, §4) är rödlistad som nära hotad, fridlyst och prioriterad art enligt Skogsvårdslagen. Den omfattas av EU:s fågeldirektiv och är typisk art för </w:t>
+      </w:r>
+      <w:r>
+        <w:rPr>
+          <w:i/>
+        </w:rPr>
+        <w:t>9080 Lövsumpskog</w:t>
+      </w:r>
+      <w:r>
+        <w:t>. Minskningstakten har uppgått till 20 (10–30) % under de senaste 10 åren och bedöms vara nära gränsvärdet för Sårbar (VU). (A2b) (SLU Artdatabanken, 2021).</w:t>
+      </w:r>
+    </w:p>
+    <w:p>
+      <w:r>
+        <w:t>Entitan är en utpräglad lövskogsfågel som påträffas i ädellövskogar, strandskogar, ekhagar, igenväxande hagmarker, lövdungar, parker och trädgårdar. Den föredrar flerskiktade, gärna högvuxna skogar med inslag av äldre träd och med ett välutvecklat buskskikt. Ek- och hasseldominerade skogar och dungar, samt alkärr med videsnår, hör till de miljöer som ofta utnyttjas. I sydligaste Sverige är bokskog en viktig miljö (Skogsstyrelsen, 2016).</w:t>
+      </w:r>
+    </w:p>
+    <w:p>
+      <w:r>
+        <w:t>Reviren är relativt stora för en småfågel, i genomsnitt omkring 5 hektar men de kan vara upp till 20 hektar. Entitan är en utpräglad stannfågel och rör sig inte långt från kläckningsplatsen; ungfåglarna sprider sig sällan mer än 5 km från födelseplatsen och etablerade fåglar lämnar därefter inte sitt revir (Skogsstyrelsen, 2016). Det häckande paret försvarar sitt revir året runt. De tillåter dock en grupp av ungfåglar att etablera sig inom deras revir och så bildas en vinterflock, vilket sker redan i juni månad. Även under kalla vintrar stannar entitan kvar inom sitt revir. Hittar man entitor vid sitt foderbord beror det på att fågelmatningen ligger inom ett entiterevir (SLU Artdatabanken, 2021). Arten är känslig för fragmentering och har svårt att etablera sig i isolerade skogsområden. Entitan är hålhäckare, men kan inte själv hacka fram sitt hål utan är beroende av miljöer som erbjuder naturliga hål (Skogsstyrelsen, 2016).</w:t>
+      </w:r>
+    </w:p>
+    <w:p>
+      <w:r>
+        <w:t>Arten häckar ofta i skogar som är svagt eller inte alls påverkade av skogsbruk. Särskilt i Svealand ofta i skogar som har höga naturvärden och utgör skogliga värdekärnor. Entitan missgynnas av konventionellt skogsbruk genom minskad förekomst av risiga, flerskiktade skogar liksom av avverkning av lövträdsrika kantzoner. Entitans ortstrohet och dåliga spridningsförmåga gör den känslig för fragmentering (Skogsstyrelsen, 2016).</w:t>
+      </w:r>
+    </w:p>
+    <w:p>
+      <w:pPr>
+        <w:pStyle w:val="Heading2"/>
+      </w:pPr>
+      <w:r>
+        <w:t>Referenser – entita</w:t>
+      </w:r>
+    </w:p>
+    <w:p>
+      <w:r>
+        <w:t xml:space="preserve">Skogsstyrelsen, 2016. </w:t>
+      </w:r>
+      <w:r>
+        <w:rPr>
+          <w:i/>
+        </w:rPr>
+        <w:t xml:space="preserve">Vägledning för hänsyn till entita. </w:t>
+      </w:r>
+      <w:r>
+        <w:t>https://www.skogsstyrelsen.se/globalassets/lag-och-tillsyn/artskydd/vagledningar-for-hansyn-till-faglar/entita-vagledning-hansyn2.pdf</w:t>
+      </w:r>
+    </w:p>
+    <w:p>
+      <w:r>
+        <w:t xml:space="preserve">SLU Artdatabanken, 2021. </w:t>
+      </w:r>
+      <w:r>
+        <w:rPr>
+          <w:i/>
+        </w:rPr>
+        <w:t xml:space="preserve">Artfaktablad. Naturvård – artfakta. </w:t>
+      </w:r>
+      <w:r>
+        <w:t>SLU Artdatabanken, Uppsala</w:t>
       </w:r>
     </w:p>
     <w:p>
@@ -353,7 +446,7 @@
     <w:r>
       <w:tab/>
       <w:tab/>
-      <w:t>2026-04-29</w:t>
+      <w:t>2026-04-30</w:t>
       <w:br/>
       <w:br/>
     </w:r>

--- a/tillsyn/A 17679-2026 tillsynsbegäran.docx
+++ b/tillsyn/A 17679-2026 tillsynsbegäran.docx
@@ -446,7 +446,7 @@
     <w:r>
       <w:tab/>
       <w:tab/>
-      <w:t>2026-04-30</w:t>
+      <w:t>2026-05-01</w:t>
       <w:br/>
       <w:br/>
     </w:r>

--- a/tillsyn/A 17679-2026 tillsynsbegäran.docx
+++ b/tillsyn/A 17679-2026 tillsynsbegäran.docx
@@ -446,7 +446,7 @@
     <w:r>
       <w:tab/>
       <w:tab/>
-      <w:t>2026-05-01</w:t>
+      <w:t>2026-05-02</w:t>
       <w:br/>
       <w:br/>
     </w:r>

--- a/tillsyn/A 17679-2026 tillsynsbegäran.docx
+++ b/tillsyn/A 17679-2026 tillsynsbegäran.docx
@@ -446,7 +446,7 @@
     <w:r>
       <w:tab/>
       <w:tab/>
-      <w:t>2026-05-02</w:t>
+      <w:t>2026-05-03</w:t>
       <w:br/>
       <w:br/>
     </w:r>

--- a/tillsyn/A 17679-2026 tillsynsbegäran.docx
+++ b/tillsyn/A 17679-2026 tillsynsbegäran.docx
@@ -446,7 +446,7 @@
     <w:r>
       <w:tab/>
       <w:tab/>
-      <w:t>2026-05-03</w:t>
+      <w:t>2026-05-04</w:t>
       <w:br/>
       <w:br/>
     </w:r>

--- a/tillsyn/A 17679-2026 tillsynsbegäran.docx
+++ b/tillsyn/A 17679-2026 tillsynsbegäran.docx
@@ -446,7 +446,7 @@
     <w:r>
       <w:tab/>
       <w:tab/>
-      <w:t>2026-05-04</w:t>
+      <w:t>2026-05-05</w:t>
       <w:br/>
       <w:br/>
     </w:r>

--- a/tillsyn/A 17679-2026 tillsynsbegäran.docx
+++ b/tillsyn/A 17679-2026 tillsynsbegäran.docx
@@ -446,7 +446,7 @@
     <w:r>
       <w:tab/>
       <w:tab/>
-      <w:t>2026-05-05</w:t>
+      <w:t>2026-05-06</w:t>
       <w:br/>
       <w:br/>
     </w:r>

--- a/tillsyn/A 17679-2026 tillsynsbegäran.docx
+++ b/tillsyn/A 17679-2026 tillsynsbegäran.docx
@@ -577,7 +577,7 @@
     <w:r>
       <w:tab/>
       <w:tab/>
-      <w:t>2026-05-16</w:t>
+      <w:t>2026-05-17</w:t>
       <w:br/>
       <w:br/>
     </w:r>

--- a/tillsyn/A 17679-2026 tillsynsbegäran.docx
+++ b/tillsyn/A 17679-2026 tillsynsbegäran.docx
@@ -577,7 +577,7 @@
     <w:r>
       <w:tab/>
       <w:tab/>
-      <w:t>2026-05-17</w:t>
+      <w:t>2026-05-18</w:t>
       <w:br/>
       <w:br/>
     </w:r>

--- a/tillsyn/A 17679-2026 tillsynsbegäran.docx
+++ b/tillsyn/A 17679-2026 tillsynsbegäran.docx
@@ -577,7 +577,7 @@
     <w:r>
       <w:tab/>
       <w:tab/>
-      <w:t>2026-05-18</w:t>
+      <w:t>2026-05-19</w:t>
       <w:br/>
       <w:br/>
     </w:r>

--- a/tillsyn/A 17679-2026 tillsynsbegäran.docx
+++ b/tillsyn/A 17679-2026 tillsynsbegäran.docx
@@ -577,7 +577,7 @@
     <w:r>
       <w:tab/>
       <w:tab/>
-      <w:t>2026-05-19</w:t>
+      <w:t>2026-05-20</w:t>
       <w:br/>
       <w:br/>
     </w:r>

--- a/tillsyn/A 17679-2026 tillsynsbegäran.docx
+++ b/tillsyn/A 17679-2026 tillsynsbegäran.docx
@@ -577,7 +577,7 @@
     <w:r>
       <w:tab/>
       <w:tab/>
-      <w:t>2026-06-15</w:t>
+      <w:t>2026-06-16</w:t>
       <w:br/>
       <w:br/>
     </w:r>

--- a/tillsyn/A 17679-2026 tillsynsbegäran.docx
+++ b/tillsyn/A 17679-2026 tillsynsbegäran.docx
@@ -577,7 +577,7 @@
     <w:r>
       <w:tab/>
       <w:tab/>
-      <w:t>2026-06-16</w:t>
+      <w:t>2026-06-17</w:t>
       <w:br/>
       <w:br/>
     </w:r>

--- a/tillsyn/A 17679-2026 tillsynsbegäran.docx
+++ b/tillsyn/A 17679-2026 tillsynsbegäran.docx
@@ -1,6 +1,6 @@
 
 <file path=word/document.xml><?xml version="1.0" encoding="utf-8"?>
-<w:document xmlns:wpc="http://schemas.microsoft.com/office/word/2010/wordprocessingCanvas" xmlns:cx="http://schemas.microsoft.com/office/drawing/2014/chartex" xmlns:cx1="http://schemas.microsoft.com/office/drawing/2015/9/8/chartex" xmlns:cx2="http://schemas.microsoft.com/office/drawing/2015/10/21/chartex" xmlns:cx3="http://schemas.microsoft.com/office/drawing/2016/5/9/chartex" xmlns:cx4="http://schemas.microsoft.com/office/drawing/2016/5/10/chartex" xmlns:cx5="http://schemas.microsoft.com/office/drawing/2016/5/11/chartex" xmlns:cx6="http://schemas.microsoft.com/office/drawing/2016/5/12/chartex" xmlns:cx7="http://schemas.microsoft.com/office/drawing/2016/5/13/chartex" xmlns:cx8="http://schemas.microsoft.com/office/drawing/2016/5/14/chartex" xmlns:mc="http://schemas.openxmlformats.org/markup-compatibility/2006" xmlns:aink="http://schemas.microsoft.com/office/drawing/2016/ink" xmlns:am3d="http://schemas.microsoft.com/office/drawing/2017/model3d" xmlns:o="urn:schemas-microsoft-com:office:office" xmlns:oel="http://schemas.microsoft.com/office/2019/extlst" xmlns:r="http://schemas.openxmlformats.org/officeDocument/2006/relationships" xmlns:m="http://schemas.openxmlformats.org/officeDocument/2006/math" xmlns:v="urn:schemas-microsoft-com:vml" xmlns:wp14="http://schemas.microsoft.com/office/word/2010/wordprocessingDrawing" xmlns:wp="http://schemas.openxmlformats.org/drawingml/2006/wordprocessingDrawing" xmlns:w10="urn:schemas-microsoft-com:office:word" xmlns:w="http://schemas.openxmlformats.org/wordprocessingml/2006/main" xmlns:w14="http://schemas.microsoft.com/office/word/2010/wordml" xmlns:w15="http://schemas.microsoft.com/office/word/2012/wordml" xmlns:w16cex="http://schemas.microsoft.com/office/word/2018/wordml/cex" xmlns:w16cid="http://schemas.microsoft.com/office/word/2016/wordml/cid" xmlns:w16="http://schemas.microsoft.com/office/word/2018/wordml" xmlns:w16sdtdh="http://schemas.microsoft.com/office/word/2020/wordml/sdtdatahash" xmlns:w16se="http://schemas.microsoft.com/office/word/2015/wordml/symex" xmlns:wpg="http://schemas.microsoft.com/office/word/2010/wordprocessingGroup" xmlns:wpi="http://schemas.microsoft.com/office/word/2010/wordprocessingInk" xmlns:wne="http://schemas.microsoft.com/office/word/2006/wordml" xmlns:wps="http://schemas.microsoft.com/office/word/2010/wordprocessingShape" mc:Ignorable="w14 w15 w16se w16cid w16 w16cex w16sdtdh wp14">
+<w:document xmlns:wpc="http://schemas.microsoft.com/office/word/2010/wordprocessingCanvas" xmlns:cx="http://schemas.microsoft.com/office/drawing/2014/chartex" xmlns:cx1="http://schemas.microsoft.com/office/drawing/2015/9/8/chartex" xmlns:cx2="http://schemas.microsoft.com/office/drawing/2015/10/21/chartex" xmlns:cx3="http://schemas.microsoft.com/office/drawing/2016/5/9/chartex" xmlns:cx4="http://schemas.microsoft.com/office/drawing/2016/5/10/chartex" xmlns:cx5="http://schemas.microsoft.com/office/drawing/2016/5/11/chartex" xmlns:cx6="http://schemas.microsoft.com/office/drawing/2016/5/12/chartex" xmlns:cx7="http://schemas.microsoft.com/office/drawing/2016/5/13/chartex" xmlns:cx8="http://schemas.microsoft.com/office/drawing/2016/5/14/chartex" xmlns:mc="http://schemas.openxmlformats.org/markup-compatibility/2006" xmlns:aink="http://schemas.microsoft.com/office/drawing/2016/ink" xmlns:am3d="http://schemas.microsoft.com/office/drawing/2017/model3d" xmlns:o="urn:schemas-microsoft-com:office:office" xmlns:oel="http://schemas.microsoft.com/office/2019/extlst" xmlns:r="http://schemas.openxmlformats.org/officeDocument/2006/relationships" xmlns:m="http://schemas.openxmlformats.org/officeDocument/2006/math" xmlns:v="urn:schemas-microsoft-com:vml" xmlns:wp14="http://schemas.microsoft.com/office/word/2010/wordprocessingDrawing" xmlns:wp="http://schemas.openxmlformats.org/drawingml/2006/wordprocessingDrawing" xmlns:w10="urn:schemas-microsoft-com:office:word" xmlns:w="http://schemas.openxmlformats.org/wordprocessingml/2006/main" xmlns:w14="http://schemas.microsoft.com/office/word/2010/wordml" xmlns:w15="http://schemas.microsoft.com/office/word/2012/wordml" xmlns:w16cex="http://schemas.microsoft.com/office/word/2018/wordml/cex" xmlns:w16cid="http://schemas.microsoft.com/office/word/2016/wordml/cid" xmlns:w16="http://schemas.microsoft.com/office/word/2018/wordml" xmlns:w16du="http://schemas.microsoft.com/office/word/2023/wordml/word16du" xmlns:w16sdtdh="http://schemas.microsoft.com/office/word/2020/wordml/sdtdatahash" xmlns:w16sdtfl="http://schemas.microsoft.com/office/word/2024/wordml/sdtformatlock" xmlns:w16se="http://schemas.microsoft.com/office/word/2015/wordml/symex" xmlns:wpg="http://schemas.microsoft.com/office/word/2010/wordprocessingGroup" xmlns:wpi="http://schemas.microsoft.com/office/word/2010/wordprocessingInk" xmlns:wne="http://schemas.microsoft.com/office/word/2006/wordml" xmlns:wps="http://schemas.microsoft.com/office/word/2010/wordprocessingShape" mc:Ignorable="w14 w15 w16se w16cid w16 w16cex w16sdtdh w16sdtfl w16du wp14">
   <w:body>
     <w:p>
       <w:pPr>
@@ -12,35 +12,10 @@
     </w:p>
     <w:p>
       <w:r>
-        <w:t>Detta dokument behandlar höga naturvärden i avverkningsanmälan A 17679-2026 i Uppsala kommun. Denna avverkningsanmälan inkom 2026-04-09 00:00:00 och omfattar 2,4 ha.</w:t>
+        <w:t>Detta dokument behandlar höga naturvärden i avverkningsanmälan A 17679-2026 i Uppsala kommun som inkom 2026-04-09 och omfattar 2,4 ha.</w:t>
       </w:r>
-    </w:p>
-    <w:p>
       <w:r>
-        <w:t>Vi begär härmed att Skogsstyrelsen fattar beslut enligt miljöbalken som säkerställer att skogens höga naturvärden bevaras samt säkerställer att EU-lagstiftning efterlevs och att artskyddsbrott förhindras. Vi önskar även ta del av de ställningstaganden och beslut som myndigheterna meddelar till följd av aktuell avverkningsanmälan och föreningens inlaga (se 34 § förvaltningslagen).</w:t>
-      </w:r>
-    </w:p>
-    <w:p>
-      <w:r>
-        <w:t>Nedan beskrivs fynd av naturvårdsarter och fridlysta arter som gjorts i det avverkningsanmälda området. I BILAGA 1 finns artfakta om fridlysta arter.</w:t>
-      </w:r>
-    </w:p>
-    <w:p>
-      <w:pPr>
-        <w:pStyle w:val="Heading1"/>
-      </w:pPr>
-      <w:r>
-        <w:t>Naturvårdsarter</w:t>
-      </w:r>
-    </w:p>
-    <w:p>
-      <w:r>
-        <w:t>I avverkningsanmälan har följande 12 naturvårdsarter hittats: entita (NT, §4), gulsparv (NT, §4), kråka (NT, §4), nordfladdermus (NT, §4a), rödvingetrast (NT, §4), skrattmås (NT, §4), tallkötticka (NT), talltita (NT, §4), grönsiska (§4), järnsparv (§4), kungsfågel (§4) och skogsduva (§4). Av dessa är 8 rödlistade. För rödlistade arter har rödlistekategorin angivits inom parentes. För fridlysta arter anges även paragrafen i Artskyddsförordningen som arten är fridlyst enligt.</w:t>
-      </w:r>
-    </w:p>
-    <w:p>
-      <w:r>
-        <w:t>De påträffade naturvårdsarterna är ett tydligt kvitto på att detta rör sig om en skog med höga naturvärden. I Figur 1 visas en karta över det avverkningsanmälda området, där samtliga fyndplatser för naturvårdsarter som finns registrerade på Artportalen har markerats.</w:t>
+        <w:t xml:space="preserve"> I Figur 1 visas fyndplatser för naturvårdsarter i området, som finns registrerade på Artportalen.</w:t>
       </w:r>
     </w:p>
     <w:p>
@@ -50,7 +25,7 @@
       <w:r>
         <w:drawing>
           <wp:inline xmlns:a="http://schemas.openxmlformats.org/drawingml/2006/main" xmlns:pic="http://schemas.openxmlformats.org/drawingml/2006/picture">
-            <wp:extent cx="5486400" cy="4344870"/>
+            <wp:extent cx="5271363" cy="5688000"/>
             <wp:docPr id="1" name="Picture 1"/>
             <wp:cNvGraphicFramePr>
               <a:graphicFrameLocks noChangeAspect="1"/>
@@ -71,7 +46,7 @@
                   <pic:spPr>
                     <a:xfrm>
                       <a:off x="0" y="0"/>
-                      <a:ext cx="5486400" cy="4344870"/>
+                      <a:ext cx="5271363" cy="5688000"/>
                     </a:xfrm>
                     <a:prstGeom prst="rect"/>
                   </pic:spPr>
@@ -85,29 +60,25 @@
     <w:p>
       <w:pPr>
         <w:pStyle w:val="Caption"/>
+        <w:spacing w:after="240"/>
       </w:pPr>
       <w:r>
-        <w:t>Figur 1. Fyndplatser för naturvårdsarter i det avverkningsanmälda området (röd linje). Markörer utan svart kant är placerade på fyndplatsen. Markörer med svart kant är placerade vid sidan av fyndplatsen och har ett svart streck som visar fyndplatsens exakta position. Kartans mittpunktskoordinat är N 6650202, E 652433 i SWEREF 99 TM.</w:t>
+        <w:t>Figur 1. Fyndplatser för naturvårdsarter i och inom 14 meter från avverkningsanmälan (röd linje). Inom parentes anges rödlistekategorier, S för signalarter, Tför typiska arter och fridlysningsparagrafer i artskyddsförordningen.Markörer utan svart kant är placerade på fyndplatsen. Markörer med svart kant är placerade vid sidan av fyndplatsen och har ett svart streck som visar fyndplatsens exakta position. Kartans mittpunktskoordinat är N 6650202, E 652433 i SWEREF 99 TM.</w:t>
       </w:r>
     </w:p>
     <w:p>
       <w:r>
-        <w:rPr>
-          <w:b/>
-        </w:rPr>
-        <w:t>Tallkötticka (NT)</w:t>
+        <w:t>Vi begär härmed att Skogsstyrelsen fattar beslut enligt miljöbalken som säkerställer att skogens höga naturvärden bevaras samt att EU-lagstiftning efterlevs och att artskyddsbrott förhindras.</w:t>
       </w:r>
+    </w:p>
+    <w:p>
       <w:r>
-        <w:t xml:space="preserve"> är tallens kötticka och har ofta ett mer resupinat växtsätt än den granlevande köttickan </w:t>
+        <w:t>Vi önskar även ta del av de ställningstaganden och beslut som myndigheten meddelar till följd av aktuell avverkningsanmälan och föreningens inlaga (se 34 § förvaltningslagen).</w:t>
       </w:r>
+    </w:p>
+    <w:p>
       <w:r>
-        <w:rPr>
-          <w:i/>
-        </w:rPr>
-        <w:t>Leptoporus mollis</w:t>
-      </w:r>
-      <w:r>
-        <w:t>. Artens förekomstarea och utbredning i Sverige är inte känd, men utifrån de fynd som rapporteras av kötticka på tall verkar den vara mer ovanlig än den granlevande. Den totala populationen bedöms därför ha minskat under de senaste 30 åren och fortsätter att minska i takt med att kontinuitetsskogar (skogar som inte kalavverkats) minskar i areal, samtidigt som att lämpliga miljöer inte återskapas i samma takt. Minskningstakten för den svenska populationen bedöms vara nära gränsvärdet för Sårbar (VU). (A2c+3c+4c) (SLU Artdatabanken, 2024; Nitare &amp; Skogsstyrelsen, 2019).</w:t>
+        <w:t>Nedan beskrivs fynd av naturvårdsarter och fridlysta arter som gjorts i det avverkningsanmälda området. I BILAGA 1 finns artfakta om fridlysta arter.</w:t>
       </w:r>
     </w:p>
     <w:p>
@@ -115,12 +86,30 @@
         <w:pStyle w:val="Heading1"/>
       </w:pPr>
       <w:r>
+        <w:t>Naturvårdsarter</w:t>
+      </w:r>
+    </w:p>
+    <w:p>
+      <w:r>
+        <w:t>I och inom 14 meter från avverkningsanmälan har följande 17 naturvårdsarter hittats: grönfink (VU, §4), duvhök (NT, §4), entita (NT, T, §4), gulsparv (NT, §4), järnsparv (NT, §4), nordfladdermus (NT, §4a), rödvingetrast (NT, §4), skrattmås (NT, §4), tallkötticka (NT), talltita (NT, §4), bergfink (T, §4), tofsmes (T, §4), dvärgpipistrell (§4a), grönsiska (§4), kråka (§4), kungsfågel (§4) och skogsduva (§4). Av dessa är 10 rödlistade. För rödlistade arter har rödlistekategorin angivits inom parentes. Typiska arter inom Natura 2000 som är kopplade till skogsekosystem har markerats med (T). För fridlysta arter anges även paragrafen i Artskyddsförordningen som arten är fridlyst enligt.</w:t>
+      </w:r>
+    </w:p>
+    <w:p>
+      <w:r>
+        <w:t>De påträffade naturvårdsarterna är ett tydligt kvitto på att det rör sig om en skog med höga naturvärden.</w:t>
+      </w:r>
+    </w:p>
+    <w:p>
+      <w:pPr>
+        <w:pStyle w:val="Heading2"/>
+      </w:pPr>
+      <w:r>
         <w:t>Fridlysta arter</w:t>
       </w:r>
     </w:p>
     <w:p>
       <w:r>
-        <w:t>Följande fridlysta arter har sina livsmiljöer och växtplatser i den avverkningsanmälda skogen: entita (NT, §4), gulsparv (NT, §4), kråka (NT, §4), nordfladdermus (NT, §4a), rödvingetrast (NT, §4), skrattmås (NT, §4), talltita (NT, §4), grönsiska (§4), järnsparv (§4), kungsfågel (§4) och skogsduva (§4).</w:t>
+        <w:t>Följande fridlysta arter har sina livsmiljöer och växtplatser i den avverkningsanmälda skogen: grönfink (VU, §4), duvhök (NT, §4), entita (NT, T, §4), gulsparv (NT, §4), järnsparv (NT, §4), nordfladdermus (NT, §4a), rödvingetrast (NT, §4), skrattmås (NT, §4), talltita (NT, §4), bergfink (T, §4), tofsmes (T, §4), dvärgpipistrell (§4a), grönsiska (§4), kråka (§4), kungsfågel (§4) och skogsduva (§4).</w:t>
       </w:r>
     </w:p>
     <w:p>
@@ -135,6 +124,48 @@
       </w:r>
       <w:r>
         <w:t>(artikel 1). Vidare att de åtgärder som vidtas inte får leda till en försämring av den nuvarande situationen beträffande bevarandet av de fågelarter som avses i artikel 1 (artikel 13). Fågeldirektivet är styrande för tillsynsansvariga myndigheters ärendehantering, ställningstaganden och beslutsfattande.</w:t>
+      </w:r>
+    </w:p>
+    <w:p>
+      <w:r>
+        <w:rPr>
+          <w:b/>
+        </w:rPr>
+        <w:t>Bergfink (§4)</w:t>
+      </w:r>
+      <w:r>
+        <w:t xml:space="preserve"> häckar i barr- och blandskog samt i fjällbjörkskog. Den förekommer i Norrland, västra Dalarna och norra Värmland samt sparsamt till sällsynt vidare söderut till mellersta Värmland, norra Västmanland och södra Gästrikland. Bergfink är typisk art för </w:t>
+      </w:r>
+      <w:r>
+        <w:rPr>
+          <w:i/>
+        </w:rPr>
+        <w:t>9040 Fjällbjörkskog</w:t>
+      </w:r>
+      <w:r>
+        <w:t xml:space="preserve"> (SLU Artdatabanken, 2025).</w:t>
+      </w:r>
+    </w:p>
+    <w:p>
+      <w:r>
+        <w:rPr>
+          <w:b/>
+        </w:rPr>
+        <w:t>Duvhök (NT, §4)</w:t>
+      </w:r>
+      <w:r>
+        <w:t>, som är rödlistad som nära hotad, har minskat med 15 (0–30) % under de senaste 18 åren och minskningstakten för den svenska populationen bedöms vara nära gränsvärdet för sårbar (VU). Arten är starkt bunden till skogsmark och jagar helst inne i äldre skog. Den missgynnas av stora hyggen och täta planteringar. De gamla fåglarna är i huvudsak stationära i sina revir och boet läggs inne i tät, oftast äldre skog. Kantzoner mot öppen mark undviks och duvhöken, som är beroende av insynsskyddade boplatser, är därför känsligare för slutavverkning än flera andra rovfåglar. Friställande av boträd eller avverkning så att boplatsen blir exponerad mot öppen mark, medför att platsen överges. Eftersom duvhöken helst häckar i gammal skog, är dess häckningsplatser i princip alltid mer eller mindre hotade av skogsbruk och avverkningar (SLU Artdatabanken, 2026; Skogsstyrelsen 2016).</w:t>
+      </w:r>
+    </w:p>
+    <w:p>
+      <w:r>
+        <w:rPr>
+          <w:b/>
+        </w:rPr>
+        <w:t>Dvärgpipistrell (§4a)</w:t>
+      </w:r>
+      <w:r>
+        <w:t xml:space="preserve"> omfattas av bilaga 4 EU:s art- och habitatdirektiv vilket innebär ett strikt skydd där arten och dess livsmiljöer ska bevaras. Arten förekommer i alla typer av glesare skogar men föredrar framförallt lövskog. Den födosöker inne bland träden och man hittar den i trädbärande beteshagar, i kantzoner mellan skog och odlingsmark, i närheten av vatten och i bymiljöer. Den undviker stora sammanhängande öppna miljöer såsom åkrar och hyggen. Skogsbruksåtgärder som leder till minskad förekomst av äldre, gles skog och då särskilt tillgång på hålträd och träd med löst sittande bark kan leda till brist på koloniplatser och viloplatser (SLU Artdatabanken, 2024; Skogsstyrelsen, 2016).</w:t>
       </w:r>
     </w:p>
     <w:p>
@@ -181,7 +212,55 @@
     </w:p>
     <w:p>
       <w:r>
+        <w:rPr>
+          <w:b/>
+        </w:rPr>
+        <w:t>Tofsmes (§4)</w:t>
+      </w:r>
+      <w:r>
+        <w:t xml:space="preserve"> häckar i barr- och blandskog, främst i tallskog. Tofsmes är typisk art för </w:t>
+      </w:r>
+      <w:r>
+        <w:rPr>
+          <w:i/>
+        </w:rPr>
+        <w:t xml:space="preserve">9010 Taiga </w:t>
+      </w:r>
+      <w:r>
+        <w:t>(SLU Artdatabanken, 2025).</w:t>
+      </w:r>
+    </w:p>
+    <w:p>
+      <w:r>
         <w:t>I BILAGA 1 finns mer detaljerad information om ekologi samt krav på livsmiljö hos fridlysta arter.</w:t>
+      </w:r>
+    </w:p>
+    <w:p>
+      <w:pPr>
+        <w:pStyle w:val="Heading2"/>
+      </w:pPr>
+      <w:r>
+        <w:t>Övriga naturvårdsarter</w:t>
+      </w:r>
+    </w:p>
+    <w:p>
+      <w:r>
+        <w:rPr>
+          <w:b/>
+        </w:rPr>
+        <w:t>Tallkötticka (NT)</w:t>
+      </w:r>
+      <w:r>
+        <w:t xml:space="preserve"> är tallens kötticka och har ofta ett mer resupinat växtsätt än den granlevande köttickan </w:t>
+      </w:r>
+      <w:r>
+        <w:rPr>
+          <w:i/>
+        </w:rPr>
+        <w:t>Leptoporus mollis</w:t>
+      </w:r>
+      <w:r>
+        <w:t>. Artens förekomstarea och utbredning i Sverige är inte känd, men utifrån de fynd som rapporteras av kötticka på tall verkar den vara mer ovanlig än den granlevande. Den totala populationen bedöms därför ha minskat under de senaste 30 åren och fortsätter att minska i takt med att kontinuitetsskogar (skogar som inte kalavverkats) minskar i areal, samtidigt som att lämpliga miljöer inte återskapas i samma takt. Minskningstakten för den svenska populationen bedöms vara nära gränsvärdet för Sårbar (VU). (A2c+3c+4c) (SLU Artdatabanken, 2024; Nitare &amp; Skogsstyrelsen, 2019).</w:t>
       </w:r>
     </w:p>
     <w:p>
@@ -195,6 +274,124 @@
       </w:pPr>
       <w:r>
         <w:t>BILAGA 1 – Fridlysta arter</w:t>
+      </w:r>
+    </w:p>
+    <w:p>
+      <w:pPr>
+        <w:pStyle w:val="Heading1"/>
+      </w:pPr>
+      <w:r>
+        <w:t>Duvhök – ekologi samt krav på livsmiljön</w:t>
+      </w:r>
+    </w:p>
+    <w:p>
+      <w:r>
+        <w:t>Duvhök (NT, §4) är rödlistad som nära hotad och fridlyst enligt 4§ artskyddsförordningen. Arten har minskat med 15 (0–30) % under de senaste 18 åren och minskningstakten för den svenska populationen bedöms vara nära gränsvärdet för sårbar (VU). Bedömningen baseras på direkt observation, ett för arten lämpligt abundansindex och minskad geografisk utbredning och/eller försämrad habitatkvalitet (allt yngre och tätare skogar vilket försvårar för boplacering samt missgynnar jaktmöjligheterna) (SLU Artdatabanken, 2026).</w:t>
+      </w:r>
+    </w:p>
+    <w:p>
+      <w:r>
+        <w:t>Duvhöken är starkt bunden till skogsmark, såväl för häckning som födosök. Den påträffas oftast i större skogsområden med äldre skog, men kan ibland även häcka i dungar i områden dominerade av öppen mark. De gamla fåglarna är i huvudsak stationära i sina revir. Duvhöken jagar helst inne i äldre skog och missgynnas av stora hyggen och täta planteringar (Skogsstyrelsen, 2016).</w:t>
+      </w:r>
+    </w:p>
+    <w:p>
+      <w:r>
+        <w:t>Boet läggs inne i tät, oftast äldre skog. Kantzoner mot öppen mark undviks och duvhöken är därför känsligare för slutavverkning än flera andra rovfåglar. Boträdet måste vara grovgrenigt och är oftast en äldre gran eller tall, i sydligaste Sverige är bok vanligt. Duvhöken är beroende av insynsskyddade boplatser. Friställande av boträd eller avverkning så att boplatsen är exponerad mot öppen mark, medför att platsen överges. Samma bo kan användas flera år i rad, men likt andra rovfåglar har den normalt ett eller flera alternativa bon (Skogsstyrelsen, 2016). Eftersom duvhöken helst häckar i gammal skog, är dess häckningsplatser i princip alltid mer eller mindre hotade av skogsbruk och avverkningar (SLU Artdatabanken, 2026).</w:t>
+      </w:r>
+    </w:p>
+    <w:p>
+      <w:r>
+        <w:t>Den viktigaste begränsande faktorn för duvhökspopulationen i stort är födan och ett allvarligare problem är därför den av skogsbruket orsakade storskaliga omvandlingen och utarmningen av skogslandskapet, som kan påverka såväl duvhökens möjlighet att jaga som förekomsten av viktiga byten. Duvhökens jaktteknik gör den beroende av landskapets utformning och sammansättning och dess preferens för gammal skog tyder på att den är anpassad till att jaga i skog som är “lagom” tät. I öppnare biotoper, till exempel hyggen, kommer dess jaktteknik inte till sin rätt och i tätare biotoper, t.ex. ungskogar, har den relativt stora duvhöken svårt att manövrera (SLU Artdatabanken, 2026).</w:t>
+      </w:r>
+    </w:p>
+    <w:p>
+      <w:pPr>
+        <w:pStyle w:val="Heading2"/>
+      </w:pPr>
+      <w:r>
+        <w:t>Referenser – duvhök</w:t>
+      </w:r>
+    </w:p>
+    <w:p>
+      <w:r>
+        <w:t xml:space="preserve">Skogsstyrelsen, 2016. </w:t>
+      </w:r>
+      <w:r>
+        <w:rPr>
+          <w:i/>
+        </w:rPr>
+        <w:t xml:space="preserve">Duvhök – Vägledning för hänsyn till fåglar. </w:t>
+      </w:r>
+      <w:r>
+        <w:t>https://www.skogsstyrelsen.se/globalassets/lag-och-tillsyn/artskydd/vagledningar-for-hansyn-till-faglar/duvhok-vagledning-hansyn2.pdf</w:t>
+      </w:r>
+    </w:p>
+    <w:p>
+      <w:r>
+        <w:t xml:space="preserve">SLU Artdatabanken, 2026. </w:t>
+      </w:r>
+      <w:r>
+        <w:rPr>
+          <w:i/>
+        </w:rPr>
+        <w:t xml:space="preserve">Artfaktablad. Naturvård – artfakta. </w:t>
+      </w:r>
+      <w:r>
+        <w:t>SLU Artdatabanken, Uppsala</w:t>
+      </w:r>
+    </w:p>
+    <w:p>
+      <w:pPr>
+        <w:pStyle w:val="Heading1"/>
+      </w:pPr>
+      <w:r>
+        <w:t>Dvärgpipistrell – ekologi samt krav på livsmiljön</w:t>
+      </w:r>
+    </w:p>
+    <w:p>
+      <w:r>
+        <w:t>Dvärgpipistrell (§4a) omfattas av bilaga 4 EU:s art- och habitatdirektiv vilket innebär ett strikt skydd för arten och dess livsmiljöer. Arten förekommer i alla typer av glesare skogar men föredrar framförallt lövskog. Den födosöker inne bland träden och man hittar den i trädbärande beteshagar, i kantzoner mellan skog och odlingsmark, i närheten av vatten och i bymiljöer. Den undviker stora sammanhängande öppna miljöer såsom åkrar och hyggen. Skogsbruksåtgärder som leder till minskad förekomst av äldre, gles skog och då särskilt tillgång på hålträd och träd med löst sittande bark kan leda till brist på koloniplatser och viloplatser (SLU Artdatabanken, 2024; Skogsstyrelsen, 2016).</w:t>
+      </w:r>
+    </w:p>
+    <w:p>
+      <w:r>
+        <w:t>Fladdermöss är beroende av hänsyn på landskapsnivå och det är viktigt att alla typer av vatten och våtmarker samt fuktiga skogspartier återställs och bevaras. Sväm- och sumpskog ska alltid sparas, och äldre lövmiljöer bör alltid sparas för födosök, koloniplatser och viloplatser. Utöver kantzoner mot vatten och våtmarker bör tillräckligt breda skyddszoner av uppväxt skog sparas för att skapa och bevara vindskyddade födosöksmiljöer. Genom att binda samman befintliga skogsbestånd med korridorer av uppvuxen skog skapas ett fladdermusvänligt landskap (SLU Artdatabanken, 2024; Skogsstyrelsen, 2016).</w:t>
+      </w:r>
+    </w:p>
+    <w:p>
+      <w:pPr>
+        <w:pStyle w:val="Heading2"/>
+      </w:pPr>
+      <w:r>
+        <w:t>Referenser – dvärgpipistrell</w:t>
+      </w:r>
+    </w:p>
+    <w:p>
+      <w:r>
+        <w:t xml:space="preserve">Skogsstyrelsen, 2016. </w:t>
+      </w:r>
+      <w:r>
+        <w:rPr>
+          <w:i/>
+        </w:rPr>
+        <w:t xml:space="preserve">Vägledning för hänsyn till pipistrell. </w:t>
+      </w:r>
+      <w:r>
+        <w:t>Vägledningar och kunskapsstöd artskydd - Skogsstyrelsen</w:t>
+      </w:r>
+    </w:p>
+    <w:p>
+      <w:r>
+        <w:t>SLU Artdatabanken, 2024.</w:t>
+      </w:r>
+      <w:r>
+        <w:rPr>
+          <w:i/>
+        </w:rPr>
+        <w:t xml:space="preserve">  Artfakta: dvärgpipistrell (Pipistrellus pygmaeus). </w:t>
+      </w:r>
+      <w:r>
+        <w:t>https://artfakta.se/taxa/205995</w:t>
       </w:r>
     </w:p>
     <w:p>
@@ -467,7 +664,7 @@
 </file>
 
 <file path=word/endnotes.xml><?xml version="1.0" encoding="utf-8"?>
-<w:endnotes xmlns:wpc="http://schemas.microsoft.com/office/word/2010/wordprocessingCanvas" xmlns:cx="http://schemas.microsoft.com/office/drawing/2014/chartex" xmlns:cx1="http://schemas.microsoft.com/office/drawing/2015/9/8/chartex" xmlns:cx2="http://schemas.microsoft.com/office/drawing/2015/10/21/chartex" xmlns:cx3="http://schemas.microsoft.com/office/drawing/2016/5/9/chartex" xmlns:cx4="http://schemas.microsoft.com/office/drawing/2016/5/10/chartex" xmlns:cx5="http://schemas.microsoft.com/office/drawing/2016/5/11/chartex" xmlns:cx6="http://schemas.microsoft.com/office/drawing/2016/5/12/chartex" xmlns:cx7="http://schemas.microsoft.com/office/drawing/2016/5/13/chartex" xmlns:cx8="http://schemas.microsoft.com/office/drawing/2016/5/14/chartex" xmlns:mc="http://schemas.openxmlformats.org/markup-compatibility/2006" xmlns:aink="http://schemas.microsoft.com/office/drawing/2016/ink" xmlns:am3d="http://schemas.microsoft.com/office/drawing/2017/model3d" xmlns:o="urn:schemas-microsoft-com:office:office" xmlns:oel="http://schemas.microsoft.com/office/2019/extlst" xmlns:r="http://schemas.openxmlformats.org/officeDocument/2006/relationships" xmlns:m="http://schemas.openxmlformats.org/officeDocument/2006/math" xmlns:v="urn:schemas-microsoft-com:vml" xmlns:wp14="http://schemas.microsoft.com/office/word/2010/wordprocessingDrawing" xmlns:wp="http://schemas.openxmlformats.org/drawingml/2006/wordprocessingDrawing" xmlns:w10="urn:schemas-microsoft-com:office:word" xmlns:w="http://schemas.openxmlformats.org/wordprocessingml/2006/main" xmlns:w14="http://schemas.microsoft.com/office/word/2010/wordml" xmlns:w15="http://schemas.microsoft.com/office/word/2012/wordml" xmlns:w16cex="http://schemas.microsoft.com/office/word/2018/wordml/cex" xmlns:w16cid="http://schemas.microsoft.com/office/word/2016/wordml/cid" xmlns:w16="http://schemas.microsoft.com/office/word/2018/wordml" xmlns:w16sdtdh="http://schemas.microsoft.com/office/word/2020/wordml/sdtdatahash" xmlns:w16se="http://schemas.microsoft.com/office/word/2015/wordml/symex" xmlns:wpg="http://schemas.microsoft.com/office/word/2010/wordprocessingGroup" xmlns:wpi="http://schemas.microsoft.com/office/word/2010/wordprocessingInk" xmlns:wne="http://schemas.microsoft.com/office/word/2006/wordml" xmlns:wps="http://schemas.microsoft.com/office/word/2010/wordprocessingShape" mc:Ignorable="w14 w15 w16se w16cid w16 w16cex w16sdtdh wp14">
+<w:endnotes xmlns:wpc="http://schemas.microsoft.com/office/word/2010/wordprocessingCanvas" xmlns:cx="http://schemas.microsoft.com/office/drawing/2014/chartex" xmlns:cx1="http://schemas.microsoft.com/office/drawing/2015/9/8/chartex" xmlns:cx2="http://schemas.microsoft.com/office/drawing/2015/10/21/chartex" xmlns:cx3="http://schemas.microsoft.com/office/drawing/2016/5/9/chartex" xmlns:cx4="http://schemas.microsoft.com/office/drawing/2016/5/10/chartex" xmlns:cx5="http://schemas.microsoft.com/office/drawing/2016/5/11/chartex" xmlns:cx6="http://schemas.microsoft.com/office/drawing/2016/5/12/chartex" xmlns:cx7="http://schemas.microsoft.com/office/drawing/2016/5/13/chartex" xmlns:cx8="http://schemas.microsoft.com/office/drawing/2016/5/14/chartex" xmlns:mc="http://schemas.openxmlformats.org/markup-compatibility/2006" xmlns:aink="http://schemas.microsoft.com/office/drawing/2016/ink" xmlns:am3d="http://schemas.microsoft.com/office/drawing/2017/model3d" xmlns:o="urn:schemas-microsoft-com:office:office" xmlns:oel="http://schemas.microsoft.com/office/2019/extlst" xmlns:r="http://schemas.openxmlformats.org/officeDocument/2006/relationships" xmlns:m="http://schemas.openxmlformats.org/officeDocument/2006/math" xmlns:v="urn:schemas-microsoft-com:vml" xmlns:wp14="http://schemas.microsoft.com/office/word/2010/wordprocessingDrawing" xmlns:wp="http://schemas.openxmlformats.org/drawingml/2006/wordprocessingDrawing" xmlns:w10="urn:schemas-microsoft-com:office:word" xmlns:w="http://schemas.openxmlformats.org/wordprocessingml/2006/main" xmlns:w14="http://schemas.microsoft.com/office/word/2010/wordml" xmlns:w15="http://schemas.microsoft.com/office/word/2012/wordml" xmlns:w16cex="http://schemas.microsoft.com/office/word/2018/wordml/cex" xmlns:w16cid="http://schemas.microsoft.com/office/word/2016/wordml/cid" xmlns:w16="http://schemas.microsoft.com/office/word/2018/wordml" xmlns:w16du="http://schemas.microsoft.com/office/word/2023/wordml/word16du" xmlns:w16sdtdh="http://schemas.microsoft.com/office/word/2020/wordml/sdtdatahash" xmlns:w16sdtfl="http://schemas.microsoft.com/office/word/2024/wordml/sdtformatlock" xmlns:w16se="http://schemas.microsoft.com/office/word/2015/wordml/symex" xmlns:wpg="http://schemas.microsoft.com/office/word/2010/wordprocessingGroup" xmlns:wpi="http://schemas.microsoft.com/office/word/2010/wordprocessingInk" xmlns:wne="http://schemas.microsoft.com/office/word/2006/wordml" xmlns:wps="http://schemas.microsoft.com/office/word/2010/wordprocessingShape" mc:Ignorable="w14 w15 w16se w16cid w16 w16cex w16sdtdh w16sdtfl w16du wp14">
   <w:endnote w:type="separator" w:id="-1">
     <w:p>
       <w:pPr>
@@ -492,7 +689,7 @@
 </file>
 
 <file path=word/footer1.xml><?xml version="1.0" encoding="utf-8"?>
-<w:ftr xmlns:wpc="http://schemas.microsoft.com/office/word/2010/wordprocessingCanvas" xmlns:cx="http://schemas.microsoft.com/office/drawing/2014/chartex" xmlns:cx1="http://schemas.microsoft.com/office/drawing/2015/9/8/chartex" xmlns:cx2="http://schemas.microsoft.com/office/drawing/2015/10/21/chartex" xmlns:cx3="http://schemas.microsoft.com/office/drawing/2016/5/9/chartex" xmlns:cx4="http://schemas.microsoft.com/office/drawing/2016/5/10/chartex" xmlns:cx5="http://schemas.microsoft.com/office/drawing/2016/5/11/chartex" xmlns:cx6="http://schemas.microsoft.com/office/drawing/2016/5/12/chartex" xmlns:cx7="http://schemas.microsoft.com/office/drawing/2016/5/13/chartex" xmlns:cx8="http://schemas.microsoft.com/office/drawing/2016/5/14/chartex" xmlns:mc="http://schemas.openxmlformats.org/markup-compatibility/2006" xmlns:aink="http://schemas.microsoft.com/office/drawing/2016/ink" xmlns:am3d="http://schemas.microsoft.com/office/drawing/2017/model3d" xmlns:o="urn:schemas-microsoft-com:office:office" xmlns:oel="http://schemas.microsoft.com/office/2019/extlst" xmlns:r="http://schemas.openxmlformats.org/officeDocument/2006/relationships" xmlns:m="http://schemas.openxmlformats.org/officeDocument/2006/math" xmlns:v="urn:schemas-microsoft-com:vml" xmlns:wp14="http://schemas.microsoft.com/office/word/2010/wordprocessingDrawing" xmlns:wp="http://schemas.openxmlformats.org/drawingml/2006/wordprocessingDrawing" xmlns:w10="urn:schemas-microsoft-com:office:word" xmlns:w="http://schemas.openxmlformats.org/wordprocessingml/2006/main" xmlns:w14="http://schemas.microsoft.com/office/word/2010/wordml" xmlns:w15="http://schemas.microsoft.com/office/word/2012/wordml" xmlns:w16cex="http://schemas.microsoft.com/office/word/2018/wordml/cex" xmlns:w16cid="http://schemas.microsoft.com/office/word/2016/wordml/cid" xmlns:w16="http://schemas.microsoft.com/office/word/2018/wordml" xmlns:w16sdtdh="http://schemas.microsoft.com/office/word/2020/wordml/sdtdatahash" xmlns:w16se="http://schemas.microsoft.com/office/word/2015/wordml/symex" xmlns:wpg="http://schemas.microsoft.com/office/word/2010/wordprocessingGroup" xmlns:wpi="http://schemas.microsoft.com/office/word/2010/wordprocessingInk" xmlns:wne="http://schemas.microsoft.com/office/word/2006/wordml" xmlns:wps="http://schemas.microsoft.com/office/word/2010/wordprocessingShape" mc:Ignorable="w14 w15 w16se w16cid w16 w16cex w16sdtdh wp14">
+<w:ftr xmlns:wpc="http://schemas.microsoft.com/office/word/2010/wordprocessingCanvas" xmlns:cx="http://schemas.microsoft.com/office/drawing/2014/chartex" xmlns:cx1="http://schemas.microsoft.com/office/drawing/2015/9/8/chartex" xmlns:cx2="http://schemas.microsoft.com/office/drawing/2015/10/21/chartex" xmlns:cx3="http://schemas.microsoft.com/office/drawing/2016/5/9/chartex" xmlns:cx4="http://schemas.microsoft.com/office/drawing/2016/5/10/chartex" xmlns:cx5="http://schemas.microsoft.com/office/drawing/2016/5/11/chartex" xmlns:cx6="http://schemas.microsoft.com/office/drawing/2016/5/12/chartex" xmlns:cx7="http://schemas.microsoft.com/office/drawing/2016/5/13/chartex" xmlns:cx8="http://schemas.microsoft.com/office/drawing/2016/5/14/chartex" xmlns:mc="http://schemas.openxmlformats.org/markup-compatibility/2006" xmlns:aink="http://schemas.microsoft.com/office/drawing/2016/ink" xmlns:am3d="http://schemas.microsoft.com/office/drawing/2017/model3d" xmlns:o="urn:schemas-microsoft-com:office:office" xmlns:oel="http://schemas.microsoft.com/office/2019/extlst" xmlns:r="http://schemas.openxmlformats.org/officeDocument/2006/relationships" xmlns:m="http://schemas.openxmlformats.org/officeDocument/2006/math" xmlns:v="urn:schemas-microsoft-com:vml" xmlns:wp14="http://schemas.microsoft.com/office/word/2010/wordprocessingDrawing" xmlns:wp="http://schemas.openxmlformats.org/drawingml/2006/wordprocessingDrawing" xmlns:w10="urn:schemas-microsoft-com:office:word" xmlns:w="http://schemas.openxmlformats.org/wordprocessingml/2006/main" xmlns:w14="http://schemas.microsoft.com/office/word/2010/wordml" xmlns:w15="http://schemas.microsoft.com/office/word/2012/wordml" xmlns:w16cex="http://schemas.microsoft.com/office/word/2018/wordml/cex" xmlns:w16cid="http://schemas.microsoft.com/office/word/2016/wordml/cid" xmlns:w16="http://schemas.microsoft.com/office/word/2018/wordml" xmlns:w16du="http://schemas.microsoft.com/office/word/2023/wordml/word16du" xmlns:w16sdtdh="http://schemas.microsoft.com/office/word/2020/wordml/sdtdatahash" xmlns:w16sdtfl="http://schemas.microsoft.com/office/word/2024/wordml/sdtformatlock" xmlns:w16se="http://schemas.microsoft.com/office/word/2015/wordml/symex" xmlns:wpg="http://schemas.microsoft.com/office/word/2010/wordprocessingGroup" xmlns:wpi="http://schemas.microsoft.com/office/word/2010/wordprocessingInk" xmlns:wne="http://schemas.microsoft.com/office/word/2006/wordml" xmlns:wps="http://schemas.microsoft.com/office/word/2010/wordprocessingShape" mc:Ignorable="w14 w15 w16se w16cid w16 w16cex w16sdtdh w16sdtfl w16du wp14">
   <w:p>
     <w:pPr>
       <w:pStyle w:val="Footer"/>
@@ -502,7 +699,7 @@
 </file>
 
 <file path=word/footer2.xml><?xml version="1.0" encoding="utf-8"?>
-<w:ftr xmlns:wpc="http://schemas.microsoft.com/office/word/2010/wordprocessingCanvas" xmlns:cx="http://schemas.microsoft.com/office/drawing/2014/chartex" xmlns:cx1="http://schemas.microsoft.com/office/drawing/2015/9/8/chartex" xmlns:cx2="http://schemas.microsoft.com/office/drawing/2015/10/21/chartex" xmlns:cx3="http://schemas.microsoft.com/office/drawing/2016/5/9/chartex" xmlns:cx4="http://schemas.microsoft.com/office/drawing/2016/5/10/chartex" xmlns:cx5="http://schemas.microsoft.com/office/drawing/2016/5/11/chartex" xmlns:cx6="http://schemas.microsoft.com/office/drawing/2016/5/12/chartex" xmlns:cx7="http://schemas.microsoft.com/office/drawing/2016/5/13/chartex" xmlns:cx8="http://schemas.microsoft.com/office/drawing/2016/5/14/chartex" xmlns:mc="http://schemas.openxmlformats.org/markup-compatibility/2006" xmlns:aink="http://schemas.microsoft.com/office/drawing/2016/ink" xmlns:am3d="http://schemas.microsoft.com/office/drawing/2017/model3d" xmlns:o="urn:schemas-microsoft-com:office:office" xmlns:oel="http://schemas.microsoft.com/office/2019/extlst" xmlns:r="http://schemas.openxmlformats.org/officeDocument/2006/relationships" xmlns:m="http://schemas.openxmlformats.org/officeDocument/2006/math" xmlns:v="urn:schemas-microsoft-com:vml" xmlns:wp14="http://schemas.microsoft.com/office/word/2010/wordprocessingDrawing" xmlns:wp="http://schemas.openxmlformats.org/drawingml/2006/wordprocessingDrawing" xmlns:w10="urn:schemas-microsoft-com:office:word" xmlns:w="http://schemas.openxmlformats.org/wordprocessingml/2006/main" xmlns:w14="http://schemas.microsoft.com/office/word/2010/wordml" xmlns:w15="http://schemas.microsoft.com/office/word/2012/wordml" xmlns:w16cex="http://schemas.microsoft.com/office/word/2018/wordml/cex" xmlns:w16cid="http://schemas.microsoft.com/office/word/2016/wordml/cid" xmlns:w16="http://schemas.microsoft.com/office/word/2018/wordml" xmlns:w16sdtdh="http://schemas.microsoft.com/office/word/2020/wordml/sdtdatahash" xmlns:w16se="http://schemas.microsoft.com/office/word/2015/wordml/symex" xmlns:wpg="http://schemas.microsoft.com/office/word/2010/wordprocessingGroup" xmlns:wpi="http://schemas.microsoft.com/office/word/2010/wordprocessingInk" xmlns:wne="http://schemas.microsoft.com/office/word/2006/wordml" xmlns:wps="http://schemas.microsoft.com/office/word/2010/wordprocessingShape" mc:Ignorable="w14 w15 w16se w16cid w16 w16cex w16sdtdh wp14">
+<w:ftr xmlns:wpc="http://schemas.microsoft.com/office/word/2010/wordprocessingCanvas" xmlns:cx="http://schemas.microsoft.com/office/drawing/2014/chartex" xmlns:cx1="http://schemas.microsoft.com/office/drawing/2015/9/8/chartex" xmlns:cx2="http://schemas.microsoft.com/office/drawing/2015/10/21/chartex" xmlns:cx3="http://schemas.microsoft.com/office/drawing/2016/5/9/chartex" xmlns:cx4="http://schemas.microsoft.com/office/drawing/2016/5/10/chartex" xmlns:cx5="http://schemas.microsoft.com/office/drawing/2016/5/11/chartex" xmlns:cx6="http://schemas.microsoft.com/office/drawing/2016/5/12/chartex" xmlns:cx7="http://schemas.microsoft.com/office/drawing/2016/5/13/chartex" xmlns:cx8="http://schemas.microsoft.com/office/drawing/2016/5/14/chartex" xmlns:mc="http://schemas.openxmlformats.org/markup-compatibility/2006" xmlns:aink="http://schemas.microsoft.com/office/drawing/2016/ink" xmlns:am3d="http://schemas.microsoft.com/office/drawing/2017/model3d" xmlns:o="urn:schemas-microsoft-com:office:office" xmlns:oel="http://schemas.microsoft.com/office/2019/extlst" xmlns:r="http://schemas.openxmlformats.org/officeDocument/2006/relationships" xmlns:m="http://schemas.openxmlformats.org/officeDocument/2006/math" xmlns:v="urn:schemas-microsoft-com:vml" xmlns:wp14="http://schemas.microsoft.com/office/word/2010/wordprocessingDrawing" xmlns:wp="http://schemas.openxmlformats.org/drawingml/2006/wordprocessingDrawing" xmlns:w10="urn:schemas-microsoft-com:office:word" xmlns:w="http://schemas.openxmlformats.org/wordprocessingml/2006/main" xmlns:w14="http://schemas.microsoft.com/office/word/2010/wordml" xmlns:w15="http://schemas.microsoft.com/office/word/2012/wordml" xmlns:w16cex="http://schemas.microsoft.com/office/word/2018/wordml/cex" xmlns:w16cid="http://schemas.microsoft.com/office/word/2016/wordml/cid" xmlns:w16="http://schemas.microsoft.com/office/word/2018/wordml" xmlns:w16du="http://schemas.microsoft.com/office/word/2023/wordml/word16du" xmlns:w16sdtdh="http://schemas.microsoft.com/office/word/2020/wordml/sdtdatahash" xmlns:w16sdtfl="http://schemas.microsoft.com/office/word/2024/wordml/sdtformatlock" xmlns:w16se="http://schemas.microsoft.com/office/word/2015/wordml/symex" xmlns:wpg="http://schemas.microsoft.com/office/word/2010/wordprocessingGroup" xmlns:wpi="http://schemas.microsoft.com/office/word/2010/wordprocessingInk" xmlns:wne="http://schemas.microsoft.com/office/word/2006/wordml" xmlns:wps="http://schemas.microsoft.com/office/word/2010/wordprocessingShape" mc:Ignorable="w14 w15 w16se w16cid w16 w16cex w16sdtdh w16sdtfl w16du wp14">
   <w:p>
     <w:pPr>
       <w:pStyle w:val="Footer"/>
@@ -512,7 +709,7 @@
 </file>
 
 <file path=word/footer3.xml><?xml version="1.0" encoding="utf-8"?>
-<w:ftr xmlns:wpc="http://schemas.microsoft.com/office/word/2010/wordprocessingCanvas" xmlns:cx="http://schemas.microsoft.com/office/drawing/2014/chartex" xmlns:cx1="http://schemas.microsoft.com/office/drawing/2015/9/8/chartex" xmlns:cx2="http://schemas.microsoft.com/office/drawing/2015/10/21/chartex" xmlns:cx3="http://schemas.microsoft.com/office/drawing/2016/5/9/chartex" xmlns:cx4="http://schemas.microsoft.com/office/drawing/2016/5/10/chartex" xmlns:cx5="http://schemas.microsoft.com/office/drawing/2016/5/11/chartex" xmlns:cx6="http://schemas.microsoft.com/office/drawing/2016/5/12/chartex" xmlns:cx7="http://schemas.microsoft.com/office/drawing/2016/5/13/chartex" xmlns:cx8="http://schemas.microsoft.com/office/drawing/2016/5/14/chartex" xmlns:mc="http://schemas.openxmlformats.org/markup-compatibility/2006" xmlns:aink="http://schemas.microsoft.com/office/drawing/2016/ink" xmlns:am3d="http://schemas.microsoft.com/office/drawing/2017/model3d" xmlns:o="urn:schemas-microsoft-com:office:office" xmlns:oel="http://schemas.microsoft.com/office/2019/extlst" xmlns:r="http://schemas.openxmlformats.org/officeDocument/2006/relationships" xmlns:m="http://schemas.openxmlformats.org/officeDocument/2006/math" xmlns:v="urn:schemas-microsoft-com:vml" xmlns:wp14="http://schemas.microsoft.com/office/word/2010/wordprocessingDrawing" xmlns:wp="http://schemas.openxmlformats.org/drawingml/2006/wordprocessingDrawing" xmlns:w10="urn:schemas-microsoft-com:office:word" xmlns:w="http://schemas.openxmlformats.org/wordprocessingml/2006/main" xmlns:w14="http://schemas.microsoft.com/office/word/2010/wordml" xmlns:w15="http://schemas.microsoft.com/office/word/2012/wordml" xmlns:w16cex="http://schemas.microsoft.com/office/word/2018/wordml/cex" xmlns:w16cid="http://schemas.microsoft.com/office/word/2016/wordml/cid" xmlns:w16="http://schemas.microsoft.com/office/word/2018/wordml" xmlns:w16sdtdh="http://schemas.microsoft.com/office/word/2020/wordml/sdtdatahash" xmlns:w16se="http://schemas.microsoft.com/office/word/2015/wordml/symex" xmlns:wpg="http://schemas.microsoft.com/office/word/2010/wordprocessingGroup" xmlns:wpi="http://schemas.microsoft.com/office/word/2010/wordprocessingInk" xmlns:wne="http://schemas.microsoft.com/office/word/2006/wordml" xmlns:wps="http://schemas.microsoft.com/office/word/2010/wordprocessingShape" mc:Ignorable="w14 w15 w16se w16cid w16 w16cex w16sdtdh wp14">
+<w:ftr xmlns:wpc="http://schemas.microsoft.com/office/word/2010/wordprocessingCanvas" xmlns:cx="http://schemas.microsoft.com/office/drawing/2014/chartex" xmlns:cx1="http://schemas.microsoft.com/office/drawing/2015/9/8/chartex" xmlns:cx2="http://schemas.microsoft.com/office/drawing/2015/10/21/chartex" xmlns:cx3="http://schemas.microsoft.com/office/drawing/2016/5/9/chartex" xmlns:cx4="http://schemas.microsoft.com/office/drawing/2016/5/10/chartex" xmlns:cx5="http://schemas.microsoft.com/office/drawing/2016/5/11/chartex" xmlns:cx6="http://schemas.microsoft.com/office/drawing/2016/5/12/chartex" xmlns:cx7="http://schemas.microsoft.com/office/drawing/2016/5/13/chartex" xmlns:cx8="http://schemas.microsoft.com/office/drawing/2016/5/14/chartex" xmlns:mc="http://schemas.openxmlformats.org/markup-compatibility/2006" xmlns:aink="http://schemas.microsoft.com/office/drawing/2016/ink" xmlns:am3d="http://schemas.microsoft.com/office/drawing/2017/model3d" xmlns:o="urn:schemas-microsoft-com:office:office" xmlns:oel="http://schemas.microsoft.com/office/2019/extlst" xmlns:r="http://schemas.openxmlformats.org/officeDocument/2006/relationships" xmlns:m="http://schemas.openxmlformats.org/officeDocument/2006/math" xmlns:v="urn:schemas-microsoft-com:vml" xmlns:wp14="http://schemas.microsoft.com/office/word/2010/wordprocessingDrawing" xmlns:wp="http://schemas.openxmlformats.org/drawingml/2006/wordprocessingDrawing" xmlns:w10="urn:schemas-microsoft-com:office:word" xmlns:w="http://schemas.openxmlformats.org/wordprocessingml/2006/main" xmlns:w14="http://schemas.microsoft.com/office/word/2010/wordml" xmlns:w15="http://schemas.microsoft.com/office/word/2012/wordml" xmlns:w16cex="http://schemas.microsoft.com/office/word/2018/wordml/cex" xmlns:w16cid="http://schemas.microsoft.com/office/word/2016/wordml/cid" xmlns:w16="http://schemas.microsoft.com/office/word/2018/wordml" xmlns:w16du="http://schemas.microsoft.com/office/word/2023/wordml/word16du" xmlns:w16sdtdh="http://schemas.microsoft.com/office/word/2020/wordml/sdtdatahash" xmlns:w16sdtfl="http://schemas.microsoft.com/office/word/2024/wordml/sdtformatlock" xmlns:w16se="http://schemas.microsoft.com/office/word/2015/wordml/symex" xmlns:wpg="http://schemas.microsoft.com/office/word/2010/wordprocessingGroup" xmlns:wpi="http://schemas.microsoft.com/office/word/2010/wordprocessingInk" xmlns:wne="http://schemas.microsoft.com/office/word/2006/wordml" xmlns:wps="http://schemas.microsoft.com/office/word/2010/wordprocessingShape" mc:Ignorable="w14 w15 w16se w16cid w16 w16cex w16sdtdh w16sdtfl w16du wp14">
   <w:p>
     <w:pPr>
       <w:pStyle w:val="Footer"/>
@@ -522,7 +719,7 @@
 </file>
 
 <file path=word/footnotes.xml><?xml version="1.0" encoding="utf-8"?>
-<w:footnotes xmlns:wpc="http://schemas.microsoft.com/office/word/2010/wordprocessingCanvas" xmlns:cx="http://schemas.microsoft.com/office/drawing/2014/chartex" xmlns:cx1="http://schemas.microsoft.com/office/drawing/2015/9/8/chartex" xmlns:cx2="http://schemas.microsoft.com/office/drawing/2015/10/21/chartex" xmlns:cx3="http://schemas.microsoft.com/office/drawing/2016/5/9/chartex" xmlns:cx4="http://schemas.microsoft.com/office/drawing/2016/5/10/chartex" xmlns:cx5="http://schemas.microsoft.com/office/drawing/2016/5/11/chartex" xmlns:cx6="http://schemas.microsoft.com/office/drawing/2016/5/12/chartex" xmlns:cx7="http://schemas.microsoft.com/office/drawing/2016/5/13/chartex" xmlns:cx8="http://schemas.microsoft.com/office/drawing/2016/5/14/chartex" xmlns:mc="http://schemas.openxmlformats.org/markup-compatibility/2006" xmlns:aink="http://schemas.microsoft.com/office/drawing/2016/ink" xmlns:am3d="http://schemas.microsoft.com/office/drawing/2017/model3d" xmlns:o="urn:schemas-microsoft-com:office:office" xmlns:oel="http://schemas.microsoft.com/office/2019/extlst" xmlns:r="http://schemas.openxmlformats.org/officeDocument/2006/relationships" xmlns:m="http://schemas.openxmlformats.org/officeDocument/2006/math" xmlns:v="urn:schemas-microsoft-com:vml" xmlns:wp14="http://schemas.microsoft.com/office/word/2010/wordprocessingDrawing" xmlns:wp="http://schemas.openxmlformats.org/drawingml/2006/wordprocessingDrawing" xmlns:w10="urn:schemas-microsoft-com:office:word" xmlns:w="http://schemas.openxmlformats.org/wordprocessingml/2006/main" xmlns:w14="http://schemas.microsoft.com/office/word/2010/wordml" xmlns:w15="http://schemas.microsoft.com/office/word/2012/wordml" xmlns:w16cex="http://schemas.microsoft.com/office/word/2018/wordml/cex" xmlns:w16cid="http://schemas.microsoft.com/office/word/2016/wordml/cid" xmlns:w16="http://schemas.microsoft.com/office/word/2018/wordml" xmlns:w16sdtdh="http://schemas.microsoft.com/office/word/2020/wordml/sdtdatahash" xmlns:w16se="http://schemas.microsoft.com/office/word/2015/wordml/symex" xmlns:wpg="http://schemas.microsoft.com/office/word/2010/wordprocessingGroup" xmlns:wpi="http://schemas.microsoft.com/office/word/2010/wordprocessingInk" xmlns:wne="http://schemas.microsoft.com/office/word/2006/wordml" xmlns:wps="http://schemas.microsoft.com/office/word/2010/wordprocessingShape" mc:Ignorable="w14 w15 w16se w16cid w16 w16cex w16sdtdh wp14">
+<w:footnotes xmlns:wpc="http://schemas.microsoft.com/office/word/2010/wordprocessingCanvas" xmlns:cx="http://schemas.microsoft.com/office/drawing/2014/chartex" xmlns:cx1="http://schemas.microsoft.com/office/drawing/2015/9/8/chartex" xmlns:cx2="http://schemas.microsoft.com/office/drawing/2015/10/21/chartex" xmlns:cx3="http://schemas.microsoft.com/office/drawing/2016/5/9/chartex" xmlns:cx4="http://schemas.microsoft.com/office/drawing/2016/5/10/chartex" xmlns:cx5="http://schemas.microsoft.com/office/drawing/2016/5/11/chartex" xmlns:cx6="http://schemas.microsoft.com/office/drawing/2016/5/12/chartex" xmlns:cx7="http://schemas.microsoft.com/office/drawing/2016/5/13/chartex" xmlns:cx8="http://schemas.microsoft.com/office/drawing/2016/5/14/chartex" xmlns:mc="http://schemas.openxmlformats.org/markup-compatibility/2006" xmlns:aink="http://schemas.microsoft.com/office/drawing/2016/ink" xmlns:am3d="http://schemas.microsoft.com/office/drawing/2017/model3d" xmlns:o="urn:schemas-microsoft-com:office:office" xmlns:oel="http://schemas.microsoft.com/office/2019/extlst" xmlns:r="http://schemas.openxmlformats.org/officeDocument/2006/relationships" xmlns:m="http://schemas.openxmlformats.org/officeDocument/2006/math" xmlns:v="urn:schemas-microsoft-com:vml" xmlns:wp14="http://schemas.microsoft.com/office/word/2010/wordprocessingDrawing" xmlns:wp="http://schemas.openxmlformats.org/drawingml/2006/wordprocessingDrawing" xmlns:w10="urn:schemas-microsoft-com:office:word" xmlns:w="http://schemas.openxmlformats.org/wordprocessingml/2006/main" xmlns:w14="http://schemas.microsoft.com/office/word/2010/wordml" xmlns:w15="http://schemas.microsoft.com/office/word/2012/wordml" xmlns:w16cex="http://schemas.microsoft.com/office/word/2018/wordml/cex" xmlns:w16cid="http://schemas.microsoft.com/office/word/2016/wordml/cid" xmlns:w16="http://schemas.microsoft.com/office/word/2018/wordml" xmlns:w16du="http://schemas.microsoft.com/office/word/2023/wordml/word16du" xmlns:w16sdtdh="http://schemas.microsoft.com/office/word/2020/wordml/sdtdatahash" xmlns:w16sdtfl="http://schemas.microsoft.com/office/word/2024/wordml/sdtformatlock" xmlns:w16se="http://schemas.microsoft.com/office/word/2015/wordml/symex" xmlns:wpg="http://schemas.microsoft.com/office/word/2010/wordprocessingGroup" xmlns:wpi="http://schemas.microsoft.com/office/word/2010/wordprocessingInk" xmlns:wne="http://schemas.microsoft.com/office/word/2006/wordml" xmlns:wps="http://schemas.microsoft.com/office/word/2010/wordprocessingShape" mc:Ignorable="w14 w15 w16se w16cid w16 w16cex w16sdtdh w16sdtfl w16du wp14">
   <w:footnote w:type="separator" w:id="-1">
     <w:p>
       <w:pPr>
@@ -547,7 +744,7 @@
 </file>
 
 <file path=word/header1.xml><?xml version="1.0" encoding="utf-8"?>
-<w:hdr xmlns:wpc="http://schemas.microsoft.com/office/word/2010/wordprocessingCanvas" xmlns:cx="http://schemas.microsoft.com/office/drawing/2014/chartex" xmlns:cx1="http://schemas.microsoft.com/office/drawing/2015/9/8/chartex" xmlns:cx2="http://schemas.microsoft.com/office/drawing/2015/10/21/chartex" xmlns:cx3="http://schemas.microsoft.com/office/drawing/2016/5/9/chartex" xmlns:cx4="http://schemas.microsoft.com/office/drawing/2016/5/10/chartex" xmlns:cx5="http://schemas.microsoft.com/office/drawing/2016/5/11/chartex" xmlns:cx6="http://schemas.microsoft.com/office/drawing/2016/5/12/chartex" xmlns:cx7="http://schemas.microsoft.com/office/drawing/2016/5/13/chartex" xmlns:cx8="http://schemas.microsoft.com/office/drawing/2016/5/14/chartex" xmlns:mc="http://schemas.openxmlformats.org/markup-compatibility/2006" xmlns:aink="http://schemas.microsoft.com/office/drawing/2016/ink" xmlns:am3d="http://schemas.microsoft.com/office/drawing/2017/model3d" xmlns:o="urn:schemas-microsoft-com:office:office" xmlns:oel="http://schemas.microsoft.com/office/2019/extlst" xmlns:r="http://schemas.openxmlformats.org/officeDocument/2006/relationships" xmlns:m="http://schemas.openxmlformats.org/officeDocument/2006/math" xmlns:v="urn:schemas-microsoft-com:vml" xmlns:wp14="http://schemas.microsoft.com/office/word/2010/wordprocessingDrawing" xmlns:wp="http://schemas.openxmlformats.org/drawingml/2006/wordprocessingDrawing" xmlns:w10="urn:schemas-microsoft-com:office:word" xmlns:w="http://schemas.openxmlformats.org/wordprocessingml/2006/main" xmlns:w14="http://schemas.microsoft.com/office/word/2010/wordml" xmlns:w15="http://schemas.microsoft.com/office/word/2012/wordml" xmlns:w16cex="http://schemas.microsoft.com/office/word/2018/wordml/cex" xmlns:w16cid="http://schemas.microsoft.com/office/word/2016/wordml/cid" xmlns:w16="http://schemas.microsoft.com/office/word/2018/wordml" xmlns:w16sdtdh="http://schemas.microsoft.com/office/word/2020/wordml/sdtdatahash" xmlns:w16se="http://schemas.microsoft.com/office/word/2015/wordml/symex" xmlns:wpg="http://schemas.microsoft.com/office/word/2010/wordprocessingGroup" xmlns:wpi="http://schemas.microsoft.com/office/word/2010/wordprocessingInk" xmlns:wne="http://schemas.microsoft.com/office/word/2006/wordml" xmlns:wps="http://schemas.microsoft.com/office/word/2010/wordprocessingShape" mc:Ignorable="w14 w15 w16se w16cid w16 w16cex w16sdtdh wp14">
+<w:hdr xmlns:wpc="http://schemas.microsoft.com/office/word/2010/wordprocessingCanvas" xmlns:cx="http://schemas.microsoft.com/office/drawing/2014/chartex" xmlns:cx1="http://schemas.microsoft.com/office/drawing/2015/9/8/chartex" xmlns:cx2="http://schemas.microsoft.com/office/drawing/2015/10/21/chartex" xmlns:cx3="http://schemas.microsoft.com/office/drawing/2016/5/9/chartex" xmlns:cx4="http://schemas.microsoft.com/office/drawing/2016/5/10/chartex" xmlns:cx5="http://schemas.microsoft.com/office/drawing/2016/5/11/chartex" xmlns:cx6="http://schemas.microsoft.com/office/drawing/2016/5/12/chartex" xmlns:cx7="http://schemas.microsoft.com/office/drawing/2016/5/13/chartex" xmlns:cx8="http://schemas.microsoft.com/office/drawing/2016/5/14/chartex" xmlns:mc="http://schemas.openxmlformats.org/markup-compatibility/2006" xmlns:aink="http://schemas.microsoft.com/office/drawing/2016/ink" xmlns:am3d="http://schemas.microsoft.com/office/drawing/2017/model3d" xmlns:o="urn:schemas-microsoft-com:office:office" xmlns:oel="http://schemas.microsoft.com/office/2019/extlst" xmlns:r="http://schemas.openxmlformats.org/officeDocument/2006/relationships" xmlns:m="http://schemas.openxmlformats.org/officeDocument/2006/math" xmlns:v="urn:schemas-microsoft-com:vml" xmlns:wp14="http://schemas.microsoft.com/office/word/2010/wordprocessingDrawing" xmlns:wp="http://schemas.openxmlformats.org/drawingml/2006/wordprocessingDrawing" xmlns:w10="urn:schemas-microsoft-com:office:word" xmlns:w="http://schemas.openxmlformats.org/wordprocessingml/2006/main" xmlns:w14="http://schemas.microsoft.com/office/word/2010/wordml" xmlns:w15="http://schemas.microsoft.com/office/word/2012/wordml" xmlns:w16cex="http://schemas.microsoft.com/office/word/2018/wordml/cex" xmlns:w16cid="http://schemas.microsoft.com/office/word/2016/wordml/cid" xmlns:w16="http://schemas.microsoft.com/office/word/2018/wordml" xmlns:w16du="http://schemas.microsoft.com/office/word/2023/wordml/word16du" xmlns:w16sdtdh="http://schemas.microsoft.com/office/word/2020/wordml/sdtdatahash" xmlns:w16sdtfl="http://schemas.microsoft.com/office/word/2024/wordml/sdtformatlock" xmlns:w16se="http://schemas.microsoft.com/office/word/2015/wordml/symex" xmlns:wpg="http://schemas.microsoft.com/office/word/2010/wordprocessingGroup" xmlns:wpi="http://schemas.microsoft.com/office/word/2010/wordprocessingInk" xmlns:wne="http://schemas.microsoft.com/office/word/2006/wordml" xmlns:wps="http://schemas.microsoft.com/office/word/2010/wordprocessingShape" mc:Ignorable="w14 w15 w16se w16cid w16 w16cex w16sdtdh w16sdtfl w16du wp14">
   <w:p>
     <w:pPr>
       <w:pStyle w:val="Header"/>
@@ -557,7 +754,7 @@
 </file>
 
 <file path=word/header2.xml><?xml version="1.0" encoding="utf-8"?>
-<w:hdr xmlns:wpc="http://schemas.microsoft.com/office/word/2010/wordprocessingCanvas" xmlns:cx="http://schemas.microsoft.com/office/drawing/2014/chartex" xmlns:cx1="http://schemas.microsoft.com/office/drawing/2015/9/8/chartex" xmlns:cx2="http://schemas.microsoft.com/office/drawing/2015/10/21/chartex" xmlns:cx3="http://schemas.microsoft.com/office/drawing/2016/5/9/chartex" xmlns:cx4="http://schemas.microsoft.com/office/drawing/2016/5/10/chartex" xmlns:cx5="http://schemas.microsoft.com/office/drawing/2016/5/11/chartex" xmlns:cx6="http://schemas.microsoft.com/office/drawing/2016/5/12/chartex" xmlns:cx7="http://schemas.microsoft.com/office/drawing/2016/5/13/chartex" xmlns:cx8="http://schemas.microsoft.com/office/drawing/2016/5/14/chartex" xmlns:mc="http://schemas.openxmlformats.org/markup-compatibility/2006" xmlns:aink="http://schemas.microsoft.com/office/drawing/2016/ink" xmlns:am3d="http://schemas.microsoft.com/office/drawing/2017/model3d" xmlns:o="urn:schemas-microsoft-com:office:office" xmlns:oel="http://schemas.microsoft.com/office/2019/extlst" xmlns:r="http://schemas.openxmlformats.org/officeDocument/2006/relationships" xmlns:m="http://schemas.openxmlformats.org/officeDocument/2006/math" xmlns:v="urn:schemas-microsoft-com:vml" xmlns:wp14="http://schemas.microsoft.com/office/word/2010/wordprocessingDrawing" xmlns:wp="http://schemas.openxmlformats.org/drawingml/2006/wordprocessingDrawing" xmlns:w10="urn:schemas-microsoft-com:office:word" xmlns:w="http://schemas.openxmlformats.org/wordprocessingml/2006/main" xmlns:w14="http://schemas.microsoft.com/office/word/2010/wordml" xmlns:w15="http://schemas.microsoft.com/office/word/2012/wordml" xmlns:w16cex="http://schemas.microsoft.com/office/word/2018/wordml/cex" xmlns:w16cid="http://schemas.microsoft.com/office/word/2016/wordml/cid" xmlns:w16="http://schemas.microsoft.com/office/word/2018/wordml" xmlns:w16sdtdh="http://schemas.microsoft.com/office/word/2020/wordml/sdtdatahash" xmlns:w16se="http://schemas.microsoft.com/office/word/2015/wordml/symex" xmlns:wpg="http://schemas.microsoft.com/office/word/2010/wordprocessingGroup" xmlns:wpi="http://schemas.microsoft.com/office/word/2010/wordprocessingInk" xmlns:wne="http://schemas.microsoft.com/office/word/2006/wordml" xmlns:wps="http://schemas.microsoft.com/office/word/2010/wordprocessingShape" mc:Ignorable="w14 w15 w16se w16cid w16 w16cex w16sdtdh wp14">
+<w:hdr xmlns:wpc="http://schemas.microsoft.com/office/word/2010/wordprocessingCanvas" xmlns:cx="http://schemas.microsoft.com/office/drawing/2014/chartex" xmlns:cx1="http://schemas.microsoft.com/office/drawing/2015/9/8/chartex" xmlns:cx2="http://schemas.microsoft.com/office/drawing/2015/10/21/chartex" xmlns:cx3="http://schemas.microsoft.com/office/drawing/2016/5/9/chartex" xmlns:cx4="http://schemas.microsoft.com/office/drawing/2016/5/10/chartex" xmlns:cx5="http://schemas.microsoft.com/office/drawing/2016/5/11/chartex" xmlns:cx6="http://schemas.microsoft.com/office/drawing/2016/5/12/chartex" xmlns:cx7="http://schemas.microsoft.com/office/drawing/2016/5/13/chartex" xmlns:cx8="http://schemas.microsoft.com/office/drawing/2016/5/14/chartex" xmlns:mc="http://schemas.openxmlformats.org/markup-compatibility/2006" xmlns:aink="http://schemas.microsoft.com/office/drawing/2016/ink" xmlns:am3d="http://schemas.microsoft.com/office/drawing/2017/model3d" xmlns:o="urn:schemas-microsoft-com:office:office" xmlns:oel="http://schemas.microsoft.com/office/2019/extlst" xmlns:r="http://schemas.openxmlformats.org/officeDocument/2006/relationships" xmlns:m="http://schemas.openxmlformats.org/officeDocument/2006/math" xmlns:v="urn:schemas-microsoft-com:vml" xmlns:wp14="http://schemas.microsoft.com/office/word/2010/wordprocessingDrawing" xmlns:wp="http://schemas.openxmlformats.org/drawingml/2006/wordprocessingDrawing" xmlns:w10="urn:schemas-microsoft-com:office:word" xmlns:w="http://schemas.openxmlformats.org/wordprocessingml/2006/main" xmlns:w14="http://schemas.microsoft.com/office/word/2010/wordml" xmlns:w15="http://schemas.microsoft.com/office/word/2012/wordml" xmlns:w16cex="http://schemas.microsoft.com/office/word/2018/wordml/cex" xmlns:w16cid="http://schemas.microsoft.com/office/word/2016/wordml/cid" xmlns:w16="http://schemas.microsoft.com/office/word/2018/wordml" xmlns:w16du="http://schemas.microsoft.com/office/word/2023/wordml/word16du" xmlns:w16sdtdh="http://schemas.microsoft.com/office/word/2020/wordml/sdtdatahash" xmlns:w16sdtfl="http://schemas.microsoft.com/office/word/2024/wordml/sdtformatlock" xmlns:w16se="http://schemas.microsoft.com/office/word/2015/wordml/symex" xmlns:wpg="http://schemas.microsoft.com/office/word/2010/wordprocessingGroup" xmlns:wpi="http://schemas.microsoft.com/office/word/2010/wordprocessingInk" xmlns:wne="http://schemas.microsoft.com/office/word/2006/wordml" xmlns:wps="http://schemas.microsoft.com/office/word/2010/wordprocessingShape" mc:Ignorable="w14 w15 w16se w16cid w16 w16cex w16sdtdh w16sdtfl w16du wp14">
   <w:p>
     <w:pPr>
       <w:pStyle w:val="Header"/>
@@ -568,7 +765,7 @@
 </file>
 
 <file path=word/header3.xml><?xml version="1.0" encoding="utf-8"?>
-<w:hdr xmlns:wpc="http://schemas.microsoft.com/office/word/2010/wordprocessingCanvas" xmlns:cx="http://schemas.microsoft.com/office/drawing/2014/chartex" xmlns:cx1="http://schemas.microsoft.com/office/drawing/2015/9/8/chartex" xmlns:cx2="http://schemas.microsoft.com/office/drawing/2015/10/21/chartex" xmlns:cx3="http://schemas.microsoft.com/office/drawing/2016/5/9/chartex" xmlns:cx4="http://schemas.microsoft.com/office/drawing/2016/5/10/chartex" xmlns:cx5="http://schemas.microsoft.com/office/drawing/2016/5/11/chartex" xmlns:cx6="http://schemas.microsoft.com/office/drawing/2016/5/12/chartex" xmlns:cx7="http://schemas.microsoft.com/office/drawing/2016/5/13/chartex" xmlns:cx8="http://schemas.microsoft.com/office/drawing/2016/5/14/chartex" xmlns:mc="http://schemas.openxmlformats.org/markup-compatibility/2006" xmlns:aink="http://schemas.microsoft.com/office/drawing/2016/ink" xmlns:am3d="http://schemas.microsoft.com/office/drawing/2017/model3d" xmlns:o="urn:schemas-microsoft-com:office:office" xmlns:oel="http://schemas.microsoft.com/office/2019/extlst" xmlns:r="http://schemas.openxmlformats.org/officeDocument/2006/relationships" xmlns:m="http://schemas.openxmlformats.org/officeDocument/2006/math" xmlns:v="urn:schemas-microsoft-com:vml" xmlns:wp14="http://schemas.microsoft.com/office/word/2010/wordprocessingDrawing" xmlns:wp="http://schemas.openxmlformats.org/drawingml/2006/wordprocessingDrawing" xmlns:w10="urn:schemas-microsoft-com:office:word" xmlns:w="http://schemas.openxmlformats.org/wordprocessingml/2006/main" xmlns:w14="http://schemas.microsoft.com/office/word/2010/wordml" xmlns:w15="http://schemas.microsoft.com/office/word/2012/wordml" xmlns:w16cex="http://schemas.microsoft.com/office/word/2018/wordml/cex" xmlns:w16cid="http://schemas.microsoft.com/office/word/2016/wordml/cid" xmlns:w16="http://schemas.microsoft.com/office/word/2018/wordml" xmlns:w16sdtdh="http://schemas.microsoft.com/office/word/2020/wordml/sdtdatahash" xmlns:w16se="http://schemas.microsoft.com/office/word/2015/wordml/symex" xmlns:wpg="http://schemas.microsoft.com/office/word/2010/wordprocessingGroup" xmlns:wpi="http://schemas.microsoft.com/office/word/2010/wordprocessingInk" xmlns:wne="http://schemas.microsoft.com/office/word/2006/wordml" xmlns:wps="http://schemas.microsoft.com/office/word/2010/wordprocessingShape" mc:Ignorable="w14 w15 w16se w16cid w16 w16cex w16sdtdh wp14">
+<w:hdr xmlns:wpc="http://schemas.microsoft.com/office/word/2010/wordprocessingCanvas" xmlns:cx="http://schemas.microsoft.com/office/drawing/2014/chartex" xmlns:cx1="http://schemas.microsoft.com/office/drawing/2015/9/8/chartex" xmlns:cx2="http://schemas.microsoft.com/office/drawing/2015/10/21/chartex" xmlns:cx3="http://schemas.microsoft.com/office/drawing/2016/5/9/chartex" xmlns:cx4="http://schemas.microsoft.com/office/drawing/2016/5/10/chartex" xmlns:cx5="http://schemas.microsoft.com/office/drawing/2016/5/11/chartex" xmlns:cx6="http://schemas.microsoft.com/office/drawing/2016/5/12/chartex" xmlns:cx7="http://schemas.microsoft.com/office/drawing/2016/5/13/chartex" xmlns:cx8="http://schemas.microsoft.com/office/drawing/2016/5/14/chartex" xmlns:mc="http://schemas.openxmlformats.org/markup-compatibility/2006" xmlns:aink="http://schemas.microsoft.com/office/drawing/2016/ink" xmlns:am3d="http://schemas.microsoft.com/office/drawing/2017/model3d" xmlns:o="urn:schemas-microsoft-com:office:office" xmlns:oel="http://schemas.microsoft.com/office/2019/extlst" xmlns:r="http://schemas.openxmlformats.org/officeDocument/2006/relationships" xmlns:m="http://schemas.openxmlformats.org/officeDocument/2006/math" xmlns:v="urn:schemas-microsoft-com:vml" xmlns:wp14="http://schemas.microsoft.com/office/word/2010/wordprocessingDrawing" xmlns:wp="http://schemas.openxmlformats.org/drawingml/2006/wordprocessingDrawing" xmlns:w10="urn:schemas-microsoft-com:office:word" xmlns:w="http://schemas.openxmlformats.org/wordprocessingml/2006/main" xmlns:w14="http://schemas.microsoft.com/office/word/2010/wordml" xmlns:w15="http://schemas.microsoft.com/office/word/2012/wordml" xmlns:w16cex="http://schemas.microsoft.com/office/word/2018/wordml/cex" xmlns:w16cid="http://schemas.microsoft.com/office/word/2016/wordml/cid" xmlns:w16="http://schemas.microsoft.com/office/word/2018/wordml" xmlns:w16du="http://schemas.microsoft.com/office/word/2023/wordml/word16du" xmlns:w16sdtdh="http://schemas.microsoft.com/office/word/2020/wordml/sdtdatahash" xmlns:w16sdtfl="http://schemas.microsoft.com/office/word/2024/wordml/sdtformatlock" xmlns:w16se="http://schemas.microsoft.com/office/word/2015/wordml/symex" xmlns:wpg="http://schemas.microsoft.com/office/word/2010/wordprocessingGroup" xmlns:wpi="http://schemas.microsoft.com/office/word/2010/wordprocessingInk" xmlns:wne="http://schemas.microsoft.com/office/word/2006/wordml" xmlns:wps="http://schemas.microsoft.com/office/word/2010/wordprocessingShape" mc:Ignorable="w14 w15 w16se w16cid w16 w16cex w16sdtdh w16sdtfl w16du wp14">
   <w:p>
     <w:pPr>
       <w:pStyle w:val="Header"/>
@@ -577,7 +774,7 @@
     <w:r>
       <w:tab/>
       <w:tab/>
-      <w:t>2026-06-17</w:t>
+      <w:t>2026-06-18</w:t>
       <w:br/>
       <w:br/>
     </w:r>
@@ -590,7 +787,7 @@
 </file>
 
 <file path=word/numbering.xml><?xml version="1.0" encoding="utf-8"?>
-<w:numbering xmlns:wpc="http://schemas.microsoft.com/office/word/2010/wordprocessingCanvas" xmlns:cx="http://schemas.microsoft.com/office/drawing/2014/chartex" xmlns:cx1="http://schemas.microsoft.com/office/drawing/2015/9/8/chartex" xmlns:cx2="http://schemas.microsoft.com/office/drawing/2015/10/21/chartex" xmlns:cx3="http://schemas.microsoft.com/office/drawing/2016/5/9/chartex" xmlns:cx4="http://schemas.microsoft.com/office/drawing/2016/5/10/chartex" xmlns:cx5="http://schemas.microsoft.com/office/drawing/2016/5/11/chartex" xmlns:cx6="http://schemas.microsoft.com/office/drawing/2016/5/12/chartex" xmlns:cx7="http://schemas.microsoft.com/office/drawing/2016/5/13/chartex" xmlns:cx8="http://schemas.microsoft.com/office/drawing/2016/5/14/chartex" xmlns:mc="http://schemas.openxmlformats.org/markup-compatibility/2006" xmlns:aink="http://schemas.microsoft.com/office/drawing/2016/ink" xmlns:am3d="http://schemas.microsoft.com/office/drawing/2017/model3d" xmlns:o="urn:schemas-microsoft-com:office:office" xmlns:oel="http://schemas.microsoft.com/office/2019/extlst" xmlns:r="http://schemas.openxmlformats.org/officeDocument/2006/relationships" xmlns:m="http://schemas.openxmlformats.org/officeDocument/2006/math" xmlns:v="urn:schemas-microsoft-com:vml" xmlns:wp14="http://schemas.microsoft.com/office/word/2010/wordprocessingDrawing" xmlns:wp="http://schemas.openxmlformats.org/drawingml/2006/wordprocessingDrawing" xmlns:w10="urn:schemas-microsoft-com:office:word" xmlns:w="http://schemas.openxmlformats.org/wordprocessingml/2006/main" xmlns:w14="http://schemas.microsoft.com/office/word/2010/wordml" xmlns:w15="http://schemas.microsoft.com/office/word/2012/wordml" xmlns:w16cex="http://schemas.microsoft.com/office/word/2018/wordml/cex" xmlns:w16cid="http://schemas.microsoft.com/office/word/2016/wordml/cid" xmlns:w16="http://schemas.microsoft.com/office/word/2018/wordml" xmlns:w16sdtdh="http://schemas.microsoft.com/office/word/2020/wordml/sdtdatahash" xmlns:w16se="http://schemas.microsoft.com/office/word/2015/wordml/symex" xmlns:wpg="http://schemas.microsoft.com/office/word/2010/wordprocessingGroup" xmlns:wpi="http://schemas.microsoft.com/office/word/2010/wordprocessingInk" xmlns:wne="http://schemas.microsoft.com/office/word/2006/wordml" xmlns:wps="http://schemas.microsoft.com/office/word/2010/wordprocessingShape" mc:Ignorable="w14 w15 w16se w16cid w16 w16cex w16sdtdh wp14">
+<w:numbering xmlns:wpc="http://schemas.microsoft.com/office/word/2010/wordprocessingCanvas" xmlns:cx="http://schemas.microsoft.com/office/drawing/2014/chartex" xmlns:cx1="http://schemas.microsoft.com/office/drawing/2015/9/8/chartex" xmlns:cx2="http://schemas.microsoft.com/office/drawing/2015/10/21/chartex" xmlns:cx3="http://schemas.microsoft.com/office/drawing/2016/5/9/chartex" xmlns:cx4="http://schemas.microsoft.com/office/drawing/2016/5/10/chartex" xmlns:cx5="http://schemas.microsoft.com/office/drawing/2016/5/11/chartex" xmlns:cx6="http://schemas.microsoft.com/office/drawing/2016/5/12/chartex" xmlns:cx7="http://schemas.microsoft.com/office/drawing/2016/5/13/chartex" xmlns:cx8="http://schemas.microsoft.com/office/drawing/2016/5/14/chartex" xmlns:mc="http://schemas.openxmlformats.org/markup-compatibility/2006" xmlns:aink="http://schemas.microsoft.com/office/drawing/2016/ink" xmlns:am3d="http://schemas.microsoft.com/office/drawing/2017/model3d" xmlns:o="urn:schemas-microsoft-com:office:office" xmlns:oel="http://schemas.microsoft.com/office/2019/extlst" xmlns:r="http://schemas.openxmlformats.org/officeDocument/2006/relationships" xmlns:m="http://schemas.openxmlformats.org/officeDocument/2006/math" xmlns:v="urn:schemas-microsoft-com:vml" xmlns:wp14="http://schemas.microsoft.com/office/word/2010/wordprocessingDrawing" xmlns:wp="http://schemas.openxmlformats.org/drawingml/2006/wordprocessingDrawing" xmlns:w10="urn:schemas-microsoft-com:office:word" xmlns:w="http://schemas.openxmlformats.org/wordprocessingml/2006/main" xmlns:w14="http://schemas.microsoft.com/office/word/2010/wordml" xmlns:w15="http://schemas.microsoft.com/office/word/2012/wordml" xmlns:w16cex="http://schemas.microsoft.com/office/word/2018/wordml/cex" xmlns:w16cid="http://schemas.microsoft.com/office/word/2016/wordml/cid" xmlns:w16="http://schemas.microsoft.com/office/word/2018/wordml" xmlns:w16du="http://schemas.microsoft.com/office/word/2023/wordml/word16du" xmlns:w16sdtdh="http://schemas.microsoft.com/office/word/2020/wordml/sdtdatahash" xmlns:w16sdtfl="http://schemas.microsoft.com/office/word/2024/wordml/sdtformatlock" xmlns:w16se="http://schemas.microsoft.com/office/word/2015/wordml/symex" xmlns:wpg="http://schemas.microsoft.com/office/word/2010/wordprocessingGroup" xmlns:wpi="http://schemas.microsoft.com/office/word/2010/wordprocessingInk" xmlns:wne="http://schemas.microsoft.com/office/word/2006/wordml" xmlns:wps="http://schemas.microsoft.com/office/word/2010/wordprocessingShape" mc:Ignorable="w14 w15 w16se w16cid w16 w16cex w16sdtdh w16sdtfl w16du wp14">
   <w:abstractNum w:abstractNumId="0" w15:restartNumberingAfterBreak="0">
     <w:nsid w:val="FFFFFF7C"/>
     <w:multiLevelType w:val="singleLevel"/>
@@ -793,7 +990,7 @@
 </file>
 
 <file path=word/styles.xml><?xml version="1.0" encoding="utf-8"?>
-<w:styles xmlns:mc="http://schemas.openxmlformats.org/markup-compatibility/2006" xmlns:r="http://schemas.openxmlformats.org/officeDocument/2006/relationships" xmlns:w="http://schemas.openxmlformats.org/wordprocessingml/2006/main" xmlns:w14="http://schemas.microsoft.com/office/word/2010/wordml" xmlns:w15="http://schemas.microsoft.com/office/word/2012/wordml" xmlns:w16cex="http://schemas.microsoft.com/office/word/2018/wordml/cex" xmlns:w16cid="http://schemas.microsoft.com/office/word/2016/wordml/cid" xmlns:w16="http://schemas.microsoft.com/office/word/2018/wordml" xmlns:w16sdtdh="http://schemas.microsoft.com/office/word/2020/wordml/sdtdatahash" xmlns:w16se="http://schemas.microsoft.com/office/word/2015/wordml/symex" mc:Ignorable="w14 w15 w16se w16cid w16 w16cex w16sdtdh">
+<w:styles xmlns:mc="http://schemas.openxmlformats.org/markup-compatibility/2006" xmlns:r="http://schemas.openxmlformats.org/officeDocument/2006/relationships" xmlns:w="http://schemas.openxmlformats.org/wordprocessingml/2006/main" xmlns:w14="http://schemas.microsoft.com/office/word/2010/wordml" xmlns:w15="http://schemas.microsoft.com/office/word/2012/wordml" xmlns:w16cex="http://schemas.microsoft.com/office/word/2018/wordml/cex" xmlns:w16cid="http://schemas.microsoft.com/office/word/2016/wordml/cid" xmlns:w16="http://schemas.microsoft.com/office/word/2018/wordml" xmlns:w16du="http://schemas.microsoft.com/office/word/2023/wordml/word16du" xmlns:w16sdtdh="http://schemas.microsoft.com/office/word/2020/wordml/sdtdatahash" xmlns:w16sdtfl="http://schemas.microsoft.com/office/word/2024/wordml/sdtformatlock" xmlns:w16se="http://schemas.microsoft.com/office/word/2015/wordml/symex" mc:Ignorable="w14 w15 w16se w16cid w16 w16cex w16sdtdh w16sdtfl w16du">
   <w:docDefaults>
     <w:rPrDefault>
       <w:rPr>
@@ -1551,7 +1748,7 @@
     <w:link w:val="TitleChar"/>
     <w:uiPriority w:val="10"/>
     <w:qFormat/>
-    <w:rsid w:val="007106C8"/>
+    <w:rsid w:val="00E854FA"/>
     <w:pPr>
       <w:spacing w:after="300" w:line="240" w:lineRule="auto"/>
       <w:contextualSpacing/>
@@ -1561,7 +1758,7 @@
       <w:rFonts w:eastAsiaTheme="majorEastAsia" w:cstheme="majorBidi"/>
       <w:spacing w:val="5"/>
       <w:kern w:val="28"/>
-      <w:sz w:val="52"/>
+      <w:sz w:val="40"/>
       <w:szCs w:val="52"/>
       <w:lang w:val="sv-SE" w:eastAsia="en-US" w:bidi="ar-SA"/>
     </w:rPr>
@@ -1571,12 +1768,12 @@
     <w:basedOn w:val="DefaultParagraphFont"/>
     <w:link w:val="Title"/>
     <w:uiPriority w:val="10"/>
-    <w:rsid w:val="007106C8"/>
+    <w:rsid w:val="00E854FA"/>
     <w:rPr>
       <w:rFonts w:ascii="Times New Roman" w:eastAsiaTheme="majorEastAsia" w:hAnsi="Times New Roman" w:cstheme="majorBidi"/>
       <w:spacing w:val="5"/>
       <w:kern w:val="28"/>
-      <w:sz w:val="52"/>
+      <w:sz w:val="40"/>
       <w:szCs w:val="52"/>
       <w:lang w:val="sv-SE" w:eastAsia="en-US" w:bidi="ar-SA"/>
     </w:rPr>

--- a/tillsyn/A 17679-2026 tillsynsbegäran.docx
+++ b/tillsyn/A 17679-2026 tillsynsbegäran.docx
@@ -774,7 +774,7 @@
     <w:r>
       <w:tab/>
       <w:tab/>
-      <w:t>2026-06-18</w:t>
+      <w:t>2026-06-19</w:t>
       <w:br/>
       <w:br/>
     </w:r>

--- a/tillsyn/A 17679-2026 tillsynsbegäran.docx
+++ b/tillsyn/A 17679-2026 tillsynsbegäran.docx
@@ -774,7 +774,7 @@
     <w:r>
       <w:tab/>
       <w:tab/>
-      <w:t>2026-06-19</w:t>
+      <w:t>2026-06-20</w:t>
       <w:br/>
       <w:br/>
     </w:r>

--- a/tillsyn/A 17679-2026 tillsynsbegäran.docx
+++ b/tillsyn/A 17679-2026 tillsynsbegäran.docx
@@ -12,10 +12,7 @@
     </w:p>
     <w:p>
       <w:r>
-        <w:t>Detta dokument behandlar höga naturvärden i avverkningsanmälan A 17679-2026 i Uppsala kommun som inkom 2026-04-09 och omfattar 2,4 ha.</w:t>
-      </w:r>
-      <w:r>
-        <w:t xml:space="preserve"> I Figur 1 visas fyndplatser för naturvårdsarter i området, som finns registrerade på Artportalen.</w:t>
+        <w:t>Denna tillsynsbegäran behandlar höga naturvärden i avverkningsanmälan A 17679-2026 i Uppsala kommun som inkom 2026-04-09 och omfattar 2,4 ha.</w:t>
       </w:r>
     </w:p>
     <w:p>
@@ -25,7 +22,7 @@
       <w:r>
         <w:drawing>
           <wp:inline xmlns:a="http://schemas.openxmlformats.org/drawingml/2006/main" xmlns:pic="http://schemas.openxmlformats.org/drawingml/2006/picture">
-            <wp:extent cx="5271363" cy="5688000"/>
+            <wp:extent cx="5304726" cy="5724000"/>
             <wp:docPr id="1" name="Picture 1"/>
             <wp:cNvGraphicFramePr>
               <a:graphicFrameLocks noChangeAspect="1"/>
@@ -46,7 +43,7 @@
                   <pic:spPr>
                     <a:xfrm>
                       <a:off x="0" y="0"/>
-                      <a:ext cx="5271363" cy="5688000"/>
+                      <a:ext cx="5304726" cy="5724000"/>
                     </a:xfrm>
                     <a:prstGeom prst="rect"/>
                   </pic:spPr>
@@ -63,7 +60,20 @@
         <w:spacing w:after="240"/>
       </w:pPr>
       <w:r>
-        <w:t>Figur 1. Fyndplatser för naturvårdsarter i och inom 14 meter från avverkningsanmälan (röd linje). Inom parentes anges rödlistekategorier, S för signalarter, Tför typiska arter och fridlysningsparagrafer i artskyddsförordningen.Markörer utan svart kant är placerade på fyndplatsen. Markörer med svart kant är placerade vid sidan av fyndplatsen och har ett svart streck som visar fyndplatsens exakta position. Kartans mittpunktskoordinat är N 6650202, E 652433 i SWEREF 99 TM.</w:t>
+        <w:t>Figur 1. Fyndplatser för naturvårdsarter i och inom 14 meter från avverkningsanmälan. Markörer utan svart kant är placerade på fyndplatsen. Markörer med svart kant är placerade vid sidan av fyndplatsen har ett svart streck som visar fyndplatsens exakta position. Kartans mittpunktskoordinat är N 6650202, E 652433 i SWEREF 99 TM.</w:t>
+      </w:r>
+    </w:p>
+    <w:p>
+      <w:r>
+        <w:t>I och inom 14 meter från avverkningsanmälan finns fynd av 17 naturvårdsarter, varav 10 är rödlistade, 16 är fridlysta och 3 är typiska (T): grönfink (VU, §4), duvhök (NT, §4), entita (NT, T, §4), gulsparv (NT, §4), järnsparv (NT, §4), nordfladdermus (NT, §4a), rödvingetrast (NT, §4), skrattmås (NT, §4), tallkötticka (NT), talltita (NT, §4), bergfink (T, §4), tofsmes (T, §4), dvärgpipistrell (§4a), grönsiska (§4), kråka (§4), kungsfågel (§4) och skogsduva (§4). Se Figur 1.</w:t>
+      </w:r>
+    </w:p>
+    <w:p>
+      <w:pPr>
+        <w:pStyle w:val="Heading1"/>
+      </w:pPr>
+      <w:r>
+        <w:t>Tillsynsbegäran</w:t>
       </w:r>
     </w:p>
     <w:p>
@@ -77,73 +87,16 @@
       </w:r>
     </w:p>
     <w:p>
-      <w:r>
-        <w:t>Nedan beskrivs fynd av naturvårdsarter och fridlysta arter som gjorts i det avverkningsanmälda området. I BILAGA 1 finns artfakta om fridlysta arter.</w:t>
-      </w:r>
-    </w:p>
-    <w:p>
       <w:pPr>
         <w:pStyle w:val="Heading1"/>
       </w:pPr>
       <w:r>
-        <w:t>Naturvårdsarter</w:t>
+        <w:t>Naturvårdsarter och fridlysta arter</w:t>
       </w:r>
     </w:p>
     <w:p>
       <w:r>
-        <w:t>I och inom 14 meter från avverkningsanmälan har följande 17 naturvårdsarter hittats: grönfink (VU, §4), duvhök (NT, §4), entita (NT, T, §4), gulsparv (NT, §4), järnsparv (NT, §4), nordfladdermus (NT, §4a), rödvingetrast (NT, §4), skrattmås (NT, §4), tallkötticka (NT), talltita (NT, §4), bergfink (T, §4), tofsmes (T, §4), dvärgpipistrell (§4a), grönsiska (§4), kråka (§4), kungsfågel (§4) och skogsduva (§4). Av dessa är 10 rödlistade. För rödlistade arter har rödlistekategorin angivits inom parentes. Typiska arter inom Natura 2000 som är kopplade till skogsekosystem har markerats med (T). För fridlysta arter anges även paragrafen i Artskyddsförordningen som arten är fridlyst enligt.</w:t>
-      </w:r>
-    </w:p>
-    <w:p>
-      <w:r>
-        <w:t>De påträffade naturvårdsarterna är ett tydligt kvitto på att det rör sig om en skog med höga naturvärden.</w:t>
-      </w:r>
-    </w:p>
-    <w:p>
-      <w:pPr>
-        <w:pStyle w:val="Heading2"/>
-      </w:pPr>
-      <w:r>
-        <w:t>Fridlysta arter</w:t>
-      </w:r>
-    </w:p>
-    <w:p>
-      <w:r>
-        <w:t>Följande fridlysta arter har sina livsmiljöer och växtplatser i den avverkningsanmälda skogen: grönfink (VU, §4), duvhök (NT, §4), entita (NT, T, §4), gulsparv (NT, §4), järnsparv (NT, §4), nordfladdermus (NT, §4a), rödvingetrast (NT, §4), skrattmås (NT, §4), talltita (NT, §4), bergfink (T, §4), tofsmes (T, §4), dvärgpipistrell (§4a), grönsiska (§4), kråka (§4), kungsfågel (§4) och skogsduva (§4).</w:t>
-      </w:r>
-    </w:p>
-    <w:p>
-      <w:r>
-        <w:t xml:space="preserve">Observera att medlemsländerna är skyldiga att agera i enlighet med EU:s fågeldirektiv där det uttryckligen står att direktivet gäller för fåglar samt för deras ägg, bon och </w:t>
-      </w:r>
-      <w:r>
-        <w:rPr>
-          <w:b/>
-        </w:rPr>
-        <w:t xml:space="preserve">livsmiljöer </w:t>
-      </w:r>
-      <w:r>
-        <w:t>(artikel 1). Vidare att de åtgärder som vidtas inte får leda till en försämring av den nuvarande situationen beträffande bevarandet av de fågelarter som avses i artikel 1 (artikel 13). Fågeldirektivet är styrande för tillsynsansvariga myndigheters ärendehantering, ställningstaganden och beslutsfattande.</w:t>
-      </w:r>
-    </w:p>
-    <w:p>
-      <w:r>
-        <w:rPr>
-          <w:b/>
-        </w:rPr>
-        <w:t>Bergfink (§4)</w:t>
-      </w:r>
-      <w:r>
-        <w:t xml:space="preserve"> häckar i barr- och blandskog samt i fjällbjörkskog. Den förekommer i Norrland, västra Dalarna och norra Värmland samt sparsamt till sällsynt vidare söderut till mellersta Värmland, norra Västmanland och södra Gästrikland. Bergfink är typisk art för </w:t>
-      </w:r>
-      <w:r>
-        <w:rPr>
-          <w:i/>
-        </w:rPr>
-        <w:t>9040 Fjällbjörkskog</w:t>
-      </w:r>
-      <w:r>
-        <w:t xml:space="preserve"> (SLU Artdatabanken, 2025).</w:t>
+        <w:t>Nedan följer beskrivningar av de naturvårdsarter och fridlysta arter som har sina livsmiljöer och växtplatser i den avverkningsanmälda skogen. Se även ytterligare artfakta i BILAGA 1. De påträffade naturvårdsarterna är ett tydligt kvitto på att det rör sig om en skog med höga naturvärden.</w:t>
       </w:r>
     </w:p>
     <w:p>
@@ -155,17 +108,6 @@
       </w:r>
       <w:r>
         <w:t>, som är rödlistad som nära hotad, har minskat med 15 (0–30) % under de senaste 18 åren och minskningstakten för den svenska populationen bedöms vara nära gränsvärdet för sårbar (VU). Arten är starkt bunden till skogsmark och jagar helst inne i äldre skog. Den missgynnas av stora hyggen och täta planteringar. De gamla fåglarna är i huvudsak stationära i sina revir och boet läggs inne i tät, oftast äldre skog. Kantzoner mot öppen mark undviks och duvhöken, som är beroende av insynsskyddade boplatser, är därför känsligare för slutavverkning än flera andra rovfåglar. Friställande av boträd eller avverkning så att boplatsen blir exponerad mot öppen mark, medför att platsen överges. Eftersom duvhöken helst häckar i gammal skog, är dess häckningsplatser i princip alltid mer eller mindre hotade av skogsbruk och avverkningar (SLU Artdatabanken, 2026; Skogsstyrelsen 2016).</w:t>
-      </w:r>
-    </w:p>
-    <w:p>
-      <w:r>
-        <w:rPr>
-          <w:b/>
-        </w:rPr>
-        <w:t>Dvärgpipistrell (§4a)</w:t>
-      </w:r>
-      <w:r>
-        <w:t xml:space="preserve"> omfattas av bilaga 4 EU:s art- och habitatdirektiv vilket innebär ett strikt skydd där arten och dess livsmiljöer ska bevaras. Arten förekommer i alla typer av glesare skogar men föredrar framförallt lövskog. Den födosöker inne bland träden och man hittar den i trädbärande beteshagar, i kantzoner mellan skog och odlingsmark, i närheten av vatten och i bymiljöer. Den undviker stora sammanhängande öppna miljöer såsom åkrar och hyggen. Skogsbruksåtgärder som leder till minskad förekomst av äldre, gles skog och då särskilt tillgång på hålträd och träd med löst sittande bark kan leda till brist på koloniplatser och viloplatser (SLU Artdatabanken, 2024; Skogsstyrelsen, 2016).</w:t>
       </w:r>
     </w:p>
     <w:p>
@@ -204,10 +146,50 @@
         <w:rPr>
           <w:b/>
         </w:rPr>
+        <w:t>Tallkötticka (NT)</w:t>
+      </w:r>
+      <w:r>
+        <w:t xml:space="preserve"> är tallens kötticka och har ofta ett mer resupinat växtsätt än den granlevande köttickan </w:t>
+      </w:r>
+      <w:r>
+        <w:rPr>
+          <w:i/>
+        </w:rPr>
+        <w:t>Leptoporus mollis</w:t>
+      </w:r>
+      <w:r>
+        <w:t>. Artens förekomstarea och utbredning i Sverige är inte känd, men utifrån de fynd som rapporteras av kötticka på tall verkar den vara mer ovanlig än den granlevande. Den totala populationen bedöms därför ha minskat under de senaste 30 åren och fortsätter att minska i takt med att kontinuitetsskogar (skogar som inte kalavverkats) minskar i areal, samtidigt som att lämpliga miljöer inte återskapas i samma takt. Minskningstakten för den svenska populationen bedöms vara nära gränsvärdet för Sårbar (VU). (A2c+3c+4c) (SLU Artdatabanken, 2024; Nitare &amp; Skogsstyrelsen, 2019).</w:t>
+      </w:r>
+    </w:p>
+    <w:p>
+      <w:r>
+        <w:rPr>
+          <w:b/>
+        </w:rPr>
         <w:t>Talltita (NT, §4)</w:t>
       </w:r>
       <w:r>
         <w:t>, rödlistad som nära hotad och prioriterad art i Skogsvårdslagen, har häckningsrevir i anmälan. Arten har minskat kraftigt de senaste 30 åren och minskningstakten innevarande 10-årsperiod beräknas till 20 (10–30) %. Talltitan är synnerligen trogen sitt cirka 15 hektar stora revir och är beroende av flerskiktade olikåldriga skogar för att kunna föda upp sina ungar. Talltitan försvinner om dess livsmiljö kalavverkas (Eggers &amp; Low, 2014; Ekman, 1979; Griesser et al, 2007; Klein, 2020; Siffczyk et al, 2003; SLU Artdatabanken, 2021).</w:t>
+      </w:r>
+    </w:p>
+    <w:p>
+      <w:r>
+        <w:rPr>
+          <w:b/>
+        </w:rPr>
+        <w:t>Bergfink (§4)</w:t>
+      </w:r>
+      <w:r>
+        <w:t xml:space="preserve"> häckar i barr- och blandskog samt i fjällbjörkskog. Den förekommer i Norrland, västra Dalarna och norra Värmland samt sparsamt till sällsynt vidare söderut till mellersta Värmland, norra Västmanland och södra Gästrikland. Bergfink är typisk art för </w:t>
+      </w:r>
+      <w:r>
+        <w:rPr>
+          <w:i/>
+        </w:rPr>
+        <w:t>9040 Fjällbjörkskog</w:t>
+      </w:r>
+      <w:r>
+        <w:t xml:space="preserve"> (SLU Artdatabanken, 2025).</w:t>
       </w:r>
     </w:p>
     <w:p>
@@ -232,35 +214,35 @@
     </w:p>
     <w:p>
       <w:r>
-        <w:t>I BILAGA 1 finns mer detaljerad information om ekologi samt krav på livsmiljö hos fridlysta arter.</w:t>
+        <w:rPr>
+          <w:b/>
+        </w:rPr>
+        <w:t>Dvärgpipistrell (§4a)</w:t>
+      </w:r>
+      <w:r>
+        <w:t xml:space="preserve"> omfattas av bilaga 4 EU:s art- och habitatdirektiv vilket innebär ett strikt skydd där arten och dess livsmiljöer ska bevaras. Arten förekommer i alla typer av glesare skogar men föredrar framförallt lövskog. Den födosöker inne bland träden och man hittar den i trädbärande beteshagar, i kantzoner mellan skog och odlingsmark, i närheten av vatten och i bymiljöer. Den undviker stora sammanhängande öppna miljöer såsom åkrar och hyggen. Skogsbruksåtgärder som leder till minskad förekomst av äldre, gles skog och då särskilt tillgång på hålträd och träd med löst sittande bark kan leda till brist på koloniplatser och viloplatser (SLU Artdatabanken, 2024; Skogsstyrelsen, 2016).</w:t>
       </w:r>
     </w:p>
     <w:p>
       <w:pPr>
-        <w:pStyle w:val="Heading2"/>
+        <w:pStyle w:val="Heading1"/>
       </w:pPr>
       <w:r>
-        <w:t>Övriga naturvårdsarter</w:t>
+        <w:t>EU:s fågeldirektiv</w:t>
       </w:r>
     </w:p>
     <w:p>
       <w:r>
+        <w:t xml:space="preserve">Europeiska unionens medlemsländer är skyldiga att agera i enlighet med EU:s fågeldirektiv där det uttryckligen står att direktivet gäller för fåglar samt för deras ägg, bon och </w:t>
+      </w:r>
+      <w:r>
         <w:rPr>
           <w:b/>
         </w:rPr>
-        <w:t>Tallkötticka (NT)</w:t>
+        <w:t xml:space="preserve">livsmiljöer </w:t>
       </w:r>
       <w:r>
-        <w:t xml:space="preserve"> är tallens kötticka och har ofta ett mer resupinat växtsätt än den granlevande köttickan </w:t>
-      </w:r>
-      <w:r>
-        <w:rPr>
-          <w:i/>
-        </w:rPr>
-        <w:t>Leptoporus mollis</w:t>
-      </w:r>
-      <w:r>
-        <w:t>. Artens förekomstarea och utbredning i Sverige är inte känd, men utifrån de fynd som rapporteras av kötticka på tall verkar den vara mer ovanlig än den granlevande. Den totala populationen bedöms därför ha minskat under de senaste 30 åren och fortsätter att minska i takt med att kontinuitetsskogar (skogar som inte kalavverkats) minskar i areal, samtidigt som att lämpliga miljöer inte återskapas i samma takt. Minskningstakten för den svenska populationen bedöms vara nära gränsvärdet för Sårbar (VU). (A2c+3c+4c) (SLU Artdatabanken, 2024; Nitare &amp; Skogsstyrelsen, 2019).</w:t>
+        <w:t>(artikel 1). Vidare att de åtgärder som vidtas inte får leda till en försämring av den nuvarande situationen beträffande bevarandet av de fågelarter som avses i artikel 1 (artikel 13). Fågeldirektivet är styrande för tillsynsansvariga myndigheters ärendehantering, ställningstaganden och beslutsfattande.</w:t>
       </w:r>
     </w:p>
     <w:p>
@@ -338,60 +320,6 @@
       </w:r>
       <w:r>
         <w:t>SLU Artdatabanken, Uppsala</w:t>
-      </w:r>
-    </w:p>
-    <w:p>
-      <w:pPr>
-        <w:pStyle w:val="Heading1"/>
-      </w:pPr>
-      <w:r>
-        <w:t>Dvärgpipistrell – ekologi samt krav på livsmiljön</w:t>
-      </w:r>
-    </w:p>
-    <w:p>
-      <w:r>
-        <w:t>Dvärgpipistrell (§4a) omfattas av bilaga 4 EU:s art- och habitatdirektiv vilket innebär ett strikt skydd för arten och dess livsmiljöer. Arten förekommer i alla typer av glesare skogar men föredrar framförallt lövskog. Den födosöker inne bland träden och man hittar den i trädbärande beteshagar, i kantzoner mellan skog och odlingsmark, i närheten av vatten och i bymiljöer. Den undviker stora sammanhängande öppna miljöer såsom åkrar och hyggen. Skogsbruksåtgärder som leder till minskad förekomst av äldre, gles skog och då särskilt tillgång på hålträd och träd med löst sittande bark kan leda till brist på koloniplatser och viloplatser (SLU Artdatabanken, 2024; Skogsstyrelsen, 2016).</w:t>
-      </w:r>
-    </w:p>
-    <w:p>
-      <w:r>
-        <w:t>Fladdermöss är beroende av hänsyn på landskapsnivå och det är viktigt att alla typer av vatten och våtmarker samt fuktiga skogspartier återställs och bevaras. Sväm- och sumpskog ska alltid sparas, och äldre lövmiljöer bör alltid sparas för födosök, koloniplatser och viloplatser. Utöver kantzoner mot vatten och våtmarker bör tillräckligt breda skyddszoner av uppväxt skog sparas för att skapa och bevara vindskyddade födosöksmiljöer. Genom att binda samman befintliga skogsbestånd med korridorer av uppvuxen skog skapas ett fladdermusvänligt landskap (SLU Artdatabanken, 2024; Skogsstyrelsen, 2016).</w:t>
-      </w:r>
-    </w:p>
-    <w:p>
-      <w:pPr>
-        <w:pStyle w:val="Heading2"/>
-      </w:pPr>
-      <w:r>
-        <w:t>Referenser – dvärgpipistrell</w:t>
-      </w:r>
-    </w:p>
-    <w:p>
-      <w:r>
-        <w:t xml:space="preserve">Skogsstyrelsen, 2016. </w:t>
-      </w:r>
-      <w:r>
-        <w:rPr>
-          <w:i/>
-        </w:rPr>
-        <w:t xml:space="preserve">Vägledning för hänsyn till pipistrell. </w:t>
-      </w:r>
-      <w:r>
-        <w:t>Vägledningar och kunskapsstöd artskydd - Skogsstyrelsen</w:t>
-      </w:r>
-    </w:p>
-    <w:p>
-      <w:r>
-        <w:t>SLU Artdatabanken, 2024.</w:t>
-      </w:r>
-      <w:r>
-        <w:rPr>
-          <w:i/>
-        </w:rPr>
-        <w:t xml:space="preserve">  Artfakta: dvärgpipistrell (Pipistrellus pygmaeus). </w:t>
-      </w:r>
-      <w:r>
-        <w:t>https://artfakta.se/taxa/205995</w:t>
       </w:r>
     </w:p>
     <w:p>
@@ -646,6 +574,60 @@
         <w:t>SLU Artdatabanken, Uppsala</w:t>
       </w:r>
     </w:p>
+    <w:p>
+      <w:pPr>
+        <w:pStyle w:val="Heading1"/>
+      </w:pPr>
+      <w:r>
+        <w:t>Dvärgpipistrell – ekologi samt krav på livsmiljön</w:t>
+      </w:r>
+    </w:p>
+    <w:p>
+      <w:r>
+        <w:t>Dvärgpipistrell (§4a) omfattas av bilaga 4 EU:s art- och habitatdirektiv vilket innebär ett strikt skydd för arten och dess livsmiljöer. Arten förekommer i alla typer av glesare skogar men föredrar framförallt lövskog. Den födosöker inne bland träden och man hittar den i trädbärande beteshagar, i kantzoner mellan skog och odlingsmark, i närheten av vatten och i bymiljöer. Den undviker stora sammanhängande öppna miljöer såsom åkrar och hyggen. Skogsbruksåtgärder som leder till minskad förekomst av äldre, gles skog och då särskilt tillgång på hålträd och träd med löst sittande bark kan leda till brist på koloniplatser och viloplatser (SLU Artdatabanken, 2024; Skogsstyrelsen, 2016).</w:t>
+      </w:r>
+    </w:p>
+    <w:p>
+      <w:r>
+        <w:t>Fladdermöss är beroende av hänsyn på landskapsnivå och det är viktigt att alla typer av vatten och våtmarker samt fuktiga skogspartier återställs och bevaras. Sväm- och sumpskog ska alltid sparas, och äldre lövmiljöer bör alltid sparas för födosök, koloniplatser och viloplatser. Utöver kantzoner mot vatten och våtmarker bör tillräckligt breda skyddszoner av uppväxt skog sparas för att skapa och bevara vindskyddade födosöksmiljöer. Genom att binda samman befintliga skogsbestånd med korridorer av uppvuxen skog skapas ett fladdermusvänligt landskap (SLU Artdatabanken, 2024; Skogsstyrelsen, 2016).</w:t>
+      </w:r>
+    </w:p>
+    <w:p>
+      <w:pPr>
+        <w:pStyle w:val="Heading2"/>
+      </w:pPr>
+      <w:r>
+        <w:t>Referenser – dvärgpipistrell</w:t>
+      </w:r>
+    </w:p>
+    <w:p>
+      <w:r>
+        <w:t xml:space="preserve">Skogsstyrelsen, 2016. </w:t>
+      </w:r>
+      <w:r>
+        <w:rPr>
+          <w:i/>
+        </w:rPr>
+        <w:t xml:space="preserve">Vägledning för hänsyn till pipistrell. </w:t>
+      </w:r>
+      <w:r>
+        <w:t>Vägledningar och kunskapsstöd artskydd - Skogsstyrelsen</w:t>
+      </w:r>
+    </w:p>
+    <w:p>
+      <w:r>
+        <w:t>SLU Artdatabanken, 2024.</w:t>
+      </w:r>
+      <w:r>
+        <w:rPr>
+          <w:i/>
+        </w:rPr>
+        <w:t xml:space="preserve">  Artfakta: dvärgpipistrell (Pipistrellus pygmaeus). </w:t>
+      </w:r>
+      <w:r>
+        <w:t>https://artfakta.se/taxa/205995</w:t>
+      </w:r>
+    </w:p>
     <w:sectPr>
       <w:headerReference w:type="even" r:id="rId8"/>
       <w:headerReference w:type="default" r:id="rId9"/>
@@ -774,7 +756,7 @@
     <w:r>
       <w:tab/>
       <w:tab/>
-      <w:t>2026-06-20</w:t>
+      <w:t>2026-06-21</w:t>
       <w:br/>
       <w:br/>
     </w:r>

--- a/tillsyn/A 17679-2026 tillsynsbegäran.docx
+++ b/tillsyn/A 17679-2026 tillsynsbegäran.docx
@@ -756,7 +756,7 @@
     <w:r>
       <w:tab/>
       <w:tab/>
-      <w:t>2026-06-21</w:t>
+      <w:t>2026-06-22</w:t>
       <w:br/>
       <w:br/>
     </w:r>

--- a/tillsyn/A 17679-2026 tillsynsbegäran.docx
+++ b/tillsyn/A 17679-2026 tillsynsbegäran.docx
@@ -756,7 +756,7 @@
     <w:r>
       <w:tab/>
       <w:tab/>
-      <w:t>2026-06-22</w:t>
+      <w:t>2026-06-23</w:t>
       <w:br/>
       <w:br/>
     </w:r>

--- a/tillsyn/A 17679-2026 tillsynsbegäran.docx
+++ b/tillsyn/A 17679-2026 tillsynsbegäran.docx
@@ -756,7 +756,7 @@
     <w:r>
       <w:tab/>
       <w:tab/>
-      <w:t>2026-06-23</w:t>
+      <w:t>2026-06-24</w:t>
       <w:br/>
       <w:br/>
     </w:r>

--- a/tillsyn/A 17679-2026 tillsynsbegäran.docx
+++ b/tillsyn/A 17679-2026 tillsynsbegäran.docx
@@ -756,7 +756,7 @@
     <w:r>
       <w:tab/>
       <w:tab/>
-      <w:t>2026-06-24</w:t>
+      <w:t>2026-06-25</w:t>
       <w:br/>
       <w:br/>
     </w:r>

--- a/tillsyn/A 17679-2026 tillsynsbegäran.docx
+++ b/tillsyn/A 17679-2026 tillsynsbegäran.docx
@@ -756,7 +756,7 @@
     <w:r>
       <w:tab/>
       <w:tab/>
-      <w:t>2026-06-25</w:t>
+      <w:t>2026-06-26</w:t>
       <w:br/>
       <w:br/>
     </w:r>

--- a/tillsyn/A 17679-2026 tillsynsbegäran.docx
+++ b/tillsyn/A 17679-2026 tillsynsbegäran.docx
@@ -756,7 +756,7 @@
     <w:r>
       <w:tab/>
       <w:tab/>
-      <w:t>2026-06-26</w:t>
+      <w:t>2026-06-27</w:t>
       <w:br/>
       <w:br/>
     </w:r>

--- a/tillsyn/A 17679-2026 tillsynsbegäran.docx
+++ b/tillsyn/A 17679-2026 tillsynsbegäran.docx
@@ -756,7 +756,7 @@
     <w:r>
       <w:tab/>
       <w:tab/>
-      <w:t>2026-06-27</w:t>
+      <w:t>2026-06-28</w:t>
       <w:br/>
       <w:br/>
     </w:r>

--- a/tillsyn/A 17679-2026 tillsynsbegäran.docx
+++ b/tillsyn/A 17679-2026 tillsynsbegäran.docx
@@ -756,7 +756,7 @@
     <w:r>
       <w:tab/>
       <w:tab/>
-      <w:t>2026-06-28</w:t>
+      <w:t>2026-06-29</w:t>
       <w:br/>
       <w:br/>
     </w:r>

--- a/tillsyn/A 17679-2026 tillsynsbegäran.docx
+++ b/tillsyn/A 17679-2026 tillsynsbegäran.docx
@@ -756,7 +756,7 @@
     <w:r>
       <w:tab/>
       <w:tab/>
-      <w:t>2026-06-29</w:t>
+      <w:t>2026-06-30</w:t>
       <w:br/>
       <w:br/>
     </w:r>

--- a/tillsyn/A 17679-2026 tillsynsbegäran.docx
+++ b/tillsyn/A 17679-2026 tillsynsbegäran.docx
@@ -756,7 +756,7 @@
     <w:r>
       <w:tab/>
       <w:tab/>
-      <w:t>2026-06-30</w:t>
+      <w:t>2026-07-01</w:t>
       <w:br/>
       <w:br/>
     </w:r>

--- a/tillsyn/A 17679-2026 tillsynsbegäran.docx
+++ b/tillsyn/A 17679-2026 tillsynsbegäran.docx
@@ -756,7 +756,7 @@
     <w:r>
       <w:tab/>
       <w:tab/>
-      <w:t>2026-07-01</w:t>
+      <w:t>2026-07-02</w:t>
       <w:br/>
       <w:br/>
     </w:r>

--- a/tillsyn/A 17679-2026 tillsynsbegäran.docx
+++ b/tillsyn/A 17679-2026 tillsynsbegäran.docx
@@ -756,7 +756,7 @@
     <w:r>
       <w:tab/>
       <w:tab/>
-      <w:t>2026-07-13</w:t>
+      <w:t>2026-07-14</w:t>
       <w:br/>
       <w:br/>
     </w:r>

--- a/tillsyn/A 17679-2026 tillsynsbegäran.docx
+++ b/tillsyn/A 17679-2026 tillsynsbegäran.docx
@@ -756,7 +756,7 @@
     <w:r>
       <w:tab/>
       <w:tab/>
-      <w:t>2026-07-14</w:t>
+      <w:t>2026-07-15</w:t>
       <w:br/>
       <w:br/>
     </w:r>

--- a/tillsyn/A 17679-2026 tillsynsbegäran.docx
+++ b/tillsyn/A 17679-2026 tillsynsbegäran.docx
@@ -756,7 +756,7 @@
     <w:r>
       <w:tab/>
       <w:tab/>
-      <w:t>2026-07-15</w:t>
+      <w:t>2026-07-16</w:t>
       <w:br/>
       <w:br/>
     </w:r>

--- a/tillsyn/A 17679-2026 tillsynsbegäran.docx
+++ b/tillsyn/A 17679-2026 tillsynsbegäran.docx
@@ -756,7 +756,7 @@
     <w:r>
       <w:tab/>
       <w:tab/>
-      <w:t>2026-07-16</w:t>
+      <w:t>2026-07-17</w:t>
       <w:br/>
       <w:br/>
     </w:r>

--- a/tillsyn/A 17679-2026 tillsynsbegäran.docx
+++ b/tillsyn/A 17679-2026 tillsynsbegäran.docx
@@ -756,7 +756,7 @@
     <w:r>
       <w:tab/>
       <w:tab/>
-      <w:t>2026-07-17</w:t>
+      <w:t>2026-07-18</w:t>
       <w:br/>
       <w:br/>
     </w:r>

--- a/tillsyn/A 17679-2026 tillsynsbegäran.docx
+++ b/tillsyn/A 17679-2026 tillsynsbegäran.docx
@@ -756,7 +756,7 @@
     <w:r>
       <w:tab/>
       <w:tab/>
-      <w:t>2026-07-18</w:t>
+      <w:t>2026-07-19</w:t>
       <w:br/>
       <w:br/>
     </w:r>

--- a/tillsyn/A 17679-2026 tillsynsbegäran.docx
+++ b/tillsyn/A 17679-2026 tillsynsbegäran.docx
@@ -756,7 +756,7 @@
     <w:r>
       <w:tab/>
       <w:tab/>
-      <w:t>2026-07-19</w:t>
+      <w:t>2026-07-20</w:t>
       <w:br/>
       <w:br/>
     </w:r>

--- a/tillsyn/A 17679-2026 tillsynsbegäran.docx
+++ b/tillsyn/A 17679-2026 tillsynsbegäran.docx
@@ -756,7 +756,7 @@
     <w:r>
       <w:tab/>
       <w:tab/>
-      <w:t>2026-07-20</w:t>
+      <w:t>2026-07-21</w:t>
       <w:br/>
       <w:br/>
     </w:r>

--- a/tillsyn/A 17679-2026 tillsynsbegäran.docx
+++ b/tillsyn/A 17679-2026 tillsynsbegäran.docx
@@ -756,7 +756,7 @@
     <w:r>
       <w:tab/>
       <w:tab/>
-      <w:t>2026-07-21</w:t>
+      <w:t>2026-07-22</w:t>
       <w:br/>
       <w:br/>
     </w:r>

--- a/tillsyn/A 17679-2026 tillsynsbegäran.docx
+++ b/tillsyn/A 17679-2026 tillsynsbegäran.docx
@@ -756,7 +756,7 @@
     <w:r>
       <w:tab/>
       <w:tab/>
-      <w:t>2026-07-22</w:t>
+      <w:t>2026-07-23</w:t>
       <w:br/>
       <w:br/>
     </w:r>

--- a/tillsyn/A 17679-2026 tillsynsbegäran.docx
+++ b/tillsyn/A 17679-2026 tillsynsbegäran.docx
@@ -756,7 +756,7 @@
     <w:r>
       <w:tab/>
       <w:tab/>
-      <w:t>2026-07-23</w:t>
+      <w:t>2026-07-24</w:t>
       <w:br/>
       <w:br/>
     </w:r>

--- a/tillsyn/A 17679-2026 tillsynsbegäran.docx
+++ b/tillsyn/A 17679-2026 tillsynsbegäran.docx
@@ -60,7 +60,7 @@
         <w:spacing w:after="240"/>
       </w:pPr>
       <w:r>
-        <w:t>Figur 1. Fyndplatser för naturvårdsarter i och inom 14 meter från avverkningsanmälan. Markörer utan svart kant är placerade på fyndplatsen. Markörer med svart kant är placerade vid sidan av fyndplatsen har ett svart streck som visar fyndplatsens exakta position. Kartans mittpunktskoordinat är N 6650202, E 652433 i SWEREF 99 TM.</w:t>
+        <w:t>Figur 1. Fyndplatser för naturvårdsarter i och inom 14 meter från avverkningsanmälan. Markörer utan svart kant är placerade på fyndplatsen. Markörer med svart kant är placerade vid sidan av fyndplatsen och har ett svart streck som visar fyndplatsens exakta position. Kartans mittpunktskoordinat är N 6650202, E 652433 i SWEREF 99 TM.</w:t>
       </w:r>
     </w:p>
     <w:p>
@@ -756,7 +756,7 @@
     <w:r>
       <w:tab/>
       <w:tab/>
-      <w:t>2026-08-14</w:t>
+      <w:t>2026-08-15</w:t>
       <w:br/>
       <w:br/>
     </w:r>

--- a/tillsyn/A 17679-2026 tillsynsbegäran.docx
+++ b/tillsyn/A 17679-2026 tillsynsbegäran.docx
@@ -756,7 +756,7 @@
     <w:r>
       <w:tab/>
       <w:tab/>
-      <w:t>2026-08-15</w:t>
+      <w:t>2026-08-16</w:t>
       <w:br/>
       <w:br/>
     </w:r>

--- a/tillsyn/A 17679-2026 tillsynsbegäran.docx
+++ b/tillsyn/A 17679-2026 tillsynsbegäran.docx
@@ -756,7 +756,7 @@
     <w:r>
       <w:tab/>
       <w:tab/>
-      <w:t>2026-08-16</w:t>
+      <w:t>2026-08-17</w:t>
       <w:br/>
       <w:br/>
     </w:r>

--- a/tillsyn/A 17679-2026 tillsynsbegäran.docx
+++ b/tillsyn/A 17679-2026 tillsynsbegäran.docx
@@ -756,7 +756,7 @@
     <w:r>
       <w:tab/>
       <w:tab/>
-      <w:t>2026-08-17</w:t>
+      <w:t>2026-08-18</w:t>
       <w:br/>
       <w:br/>
     </w:r>

--- a/tillsyn/A 17679-2026 tillsynsbegäran.docx
+++ b/tillsyn/A 17679-2026 tillsynsbegäran.docx
@@ -756,7 +756,7 @@
     <w:r>
       <w:tab/>
       <w:tab/>
-      <w:t>2026-08-18</w:t>
+      <w:t>2026-08-19</w:t>
       <w:br/>
       <w:br/>
     </w:r>

--- a/tillsyn/A 17679-2026 tillsynsbegäran.docx
+++ b/tillsyn/A 17679-2026 tillsynsbegäran.docx
@@ -756,7 +756,7 @@
     <w:r>
       <w:tab/>
       <w:tab/>
-      <w:t>2026-08-19</w:t>
+      <w:t>2026-08-20</w:t>
       <w:br/>
       <w:br/>
     </w:r>

--- a/tillsyn/A 17679-2026 tillsynsbegäran.docx
+++ b/tillsyn/A 17679-2026 tillsynsbegäran.docx
@@ -756,7 +756,7 @@
     <w:r>
       <w:tab/>
       <w:tab/>
-      <w:t>2026-08-20</w:t>
+      <w:t>2026-08-21</w:t>
       <w:br/>
       <w:br/>
     </w:r>

--- a/tillsyn/A 17679-2026 tillsynsbegäran.docx
+++ b/tillsyn/A 17679-2026 tillsynsbegäran.docx
@@ -756,7 +756,7 @@
     <w:r>
       <w:tab/>
       <w:tab/>
-      <w:t>2026-08-21</w:t>
+      <w:t>2026-08-22</w:t>
       <w:br/>
       <w:br/>
     </w:r>

--- a/tillsyn/A 17679-2026 tillsynsbegäran.docx
+++ b/tillsyn/A 17679-2026 tillsynsbegäran.docx
@@ -756,7 +756,7 @@
     <w:r>
       <w:tab/>
       <w:tab/>
-      <w:t>2026-08-22</w:t>
+      <w:t>2026-08-23</w:t>
       <w:br/>
       <w:br/>
     </w:r>

--- a/tillsyn/A 17679-2026 tillsynsbegäran.docx
+++ b/tillsyn/A 17679-2026 tillsynsbegäran.docx
@@ -756,7 +756,7 @@
     <w:r>
       <w:tab/>
       <w:tab/>
-      <w:t>2026-08-23</w:t>
+      <w:t>2026-08-24</w:t>
       <w:br/>
       <w:br/>
     </w:r>

--- a/tillsyn/A 17679-2026 tillsynsbegäran.docx
+++ b/tillsyn/A 17679-2026 tillsynsbegäran.docx
@@ -756,7 +756,7 @@
     <w:r>
       <w:tab/>
       <w:tab/>
-      <w:t>2026-08-24</w:t>
+      <w:t>2026-08-25</w:t>
       <w:br/>
       <w:br/>
     </w:r>

--- a/tillsyn/A 17679-2026 tillsynsbegäran.docx
+++ b/tillsyn/A 17679-2026 tillsynsbegäran.docx
@@ -756,7 +756,7 @@
     <w:r>
       <w:tab/>
       <w:tab/>
-      <w:t>2026-08-25</w:t>
+      <w:t>2026-08-26</w:t>
       <w:br/>
       <w:br/>
     </w:r>

--- a/tillsyn/A 17679-2026 tillsynsbegäran.docx
+++ b/tillsyn/A 17679-2026 tillsynsbegäran.docx
@@ -756,7 +756,7 @@
     <w:r>
       <w:tab/>
       <w:tab/>
-      <w:t>2026-08-26</w:t>
+      <w:t>2026-08-27</w:t>
       <w:br/>
       <w:br/>
     </w:r>

--- a/tillsyn/A 17679-2026 tillsynsbegäran.docx
+++ b/tillsyn/A 17679-2026 tillsynsbegäran.docx
@@ -756,7 +756,7 @@
     <w:r>
       <w:tab/>
       <w:tab/>
-      <w:t>2026-08-27</w:t>
+      <w:t>2026-08-28</w:t>
       <w:br/>
       <w:br/>
     </w:r>

--- a/tillsyn/A 17679-2026 tillsynsbegäran.docx
+++ b/tillsyn/A 17679-2026 tillsynsbegäran.docx
@@ -756,7 +756,7 @@
     <w:r>
       <w:tab/>
       <w:tab/>
-      <w:t>2026-08-28</w:t>
+      <w:t>2026-08-29</w:t>
       <w:br/>
       <w:br/>
     </w:r>

--- a/tillsyn/A 17679-2026 tillsynsbegäran.docx
+++ b/tillsyn/A 17679-2026 tillsynsbegäran.docx
@@ -756,7 +756,7 @@
     <w:r>
       <w:tab/>
       <w:tab/>
-      <w:t>2026-08-29</w:t>
+      <w:t>2026-08-31</w:t>
       <w:br/>
       <w:br/>
     </w:r>

--- a/tillsyn/A 17679-2026 tillsynsbegäran.docx
+++ b/tillsyn/A 17679-2026 tillsynsbegäran.docx
@@ -756,7 +756,7 @@
     <w:r>
       <w:tab/>
       <w:tab/>
-      <w:t>2026-08-31</w:t>
+      <w:t>2026-09-01</w:t>
       <w:br/>
       <w:br/>
     </w:r>

--- a/tillsyn/A 17679-2026 tillsynsbegäran.docx
+++ b/tillsyn/A 17679-2026 tillsynsbegäran.docx
@@ -756,7 +756,7 @@
     <w:r>
       <w:tab/>
       <w:tab/>
-      <w:t>2026-09-01</w:t>
+      <w:t>2026-09-02</w:t>
       <w:br/>
       <w:br/>
     </w:r>

--- a/tillsyn/A 17679-2026 tillsynsbegäran.docx
+++ b/tillsyn/A 17679-2026 tillsynsbegäran.docx
@@ -756,7 +756,7 @@
     <w:r>
       <w:tab/>
       <w:tab/>
-      <w:t>2026-09-02</w:t>
+      <w:t>2026-09-03</w:t>
       <w:br/>
       <w:br/>
     </w:r>

--- a/tillsyn/A 17679-2026 tillsynsbegäran.docx
+++ b/tillsyn/A 17679-2026 tillsynsbegäran.docx
@@ -756,7 +756,7 @@
     <w:r>
       <w:tab/>
       <w:tab/>
-      <w:t>2026-09-03</w:t>
+      <w:t>2026-09-04</w:t>
       <w:br/>
       <w:br/>
     </w:r>

--- a/tillsyn/A 17679-2026 tillsynsbegäran.docx
+++ b/tillsyn/A 17679-2026 tillsynsbegäran.docx
@@ -756,7 +756,7 @@
     <w:r>
       <w:tab/>
       <w:tab/>
-      <w:t>2026-09-04</w:t>
+      <w:t>2026-09-05</w:t>
       <w:br/>
       <w:br/>
     </w:r>

--- a/tillsyn/A 17679-2026 tillsynsbegäran.docx
+++ b/tillsyn/A 17679-2026 tillsynsbegäran.docx
@@ -756,7 +756,7 @@
     <w:r>
       <w:tab/>
       <w:tab/>
-      <w:t>2026-09-05</w:t>
+      <w:t>2026-09-06</w:t>
       <w:br/>
       <w:br/>
     </w:r>

--- a/tillsyn/A 17679-2026 tillsynsbegäran.docx
+++ b/tillsyn/A 17679-2026 tillsynsbegäran.docx
@@ -756,7 +756,7 @@
     <w:r>
       <w:tab/>
       <w:tab/>
-      <w:t>2026-09-06</w:t>
+      <w:t>2026-09-07</w:t>
       <w:br/>
       <w:br/>
     </w:r>

--- a/tillsyn/A 17679-2026 tillsynsbegäran.docx
+++ b/tillsyn/A 17679-2026 tillsynsbegäran.docx
@@ -756,7 +756,7 @@
     <w:r>
       <w:tab/>
       <w:tab/>
-      <w:t>2026-09-07</w:t>
+      <w:t>2026-09-08</w:t>
       <w:br/>
       <w:br/>
     </w:r>

--- a/tillsyn/A 17679-2026 tillsynsbegäran.docx
+++ b/tillsyn/A 17679-2026 tillsynsbegäran.docx
@@ -756,7 +756,7 @@
     <w:r>
       <w:tab/>
       <w:tab/>
-      <w:t>2026-09-08</w:t>
+      <w:t>2026-09-09</w:t>
       <w:br/>
       <w:br/>
     </w:r>

--- a/tillsyn/A 17679-2026 tillsynsbegäran.docx
+++ b/tillsyn/A 17679-2026 tillsynsbegäran.docx
@@ -756,7 +756,7 @@
     <w:r>
       <w:tab/>
       <w:tab/>
-      <w:t>2026-09-09</w:t>
+      <w:t>2026-09-10</w:t>
       <w:br/>
       <w:br/>
     </w:r>

--- a/tillsyn/A 17679-2026 tillsynsbegäran.docx
+++ b/tillsyn/A 17679-2026 tillsynsbegäran.docx
@@ -756,7 +756,7 @@
     <w:r>
       <w:tab/>
       <w:tab/>
-      <w:t>2026-09-10</w:t>
+      <w:t>2026-09-11</w:t>
       <w:br/>
       <w:br/>
     </w:r>

--- a/tillsyn/A 17679-2026 tillsynsbegäran.docx
+++ b/tillsyn/A 17679-2026 tillsynsbegäran.docx
@@ -756,7 +756,7 @@
     <w:r>
       <w:tab/>
       <w:tab/>
-      <w:t>2026-09-11</w:t>
+      <w:t>2026-09-12</w:t>
       <w:br/>
       <w:br/>
     </w:r>
